--- a/supplementary/v14_submission/Supplementary_v14_Short_Rebalanced_REVISED.docx
+++ b/supplementary/v14_submission/Supplementary_v14_Short_Rebalanced_REVISED.docx
@@ -565,33 +565,7 @@
         <w:jc w:val="both"/>
       </w:pPr>
       <w:r>
-        <w:t xml:space="preserve">Diagnoses, procedures, cancer registrations, and mortality records are drawn from UKB fields 41202/41262, 41200/41260, 40006/40005, and 40001/40000, respectively. The base vocabulary has 8,424 entries: 8,422 clinical event types (1,123 diagnosis, 6,634 procedure, 127 cancer registration and 538 mortality tokens) and two special tokens for padding (0) and no event (1). Adding control tokens gives a model vocabulary of 8,445 entries. ICD-based events use three-character codes, whereas procedures use OPCS-4. Same-age ties follow token-key order rather than clinical priority. The four prefix tokens for sex, BMI, smoking, and alcohol are masked until the recruitment age.</w:t>
-      </w:r>
-      <w:r>
-        <w:t/>
-      </w:r>
-      <w:r>
-        <w:rPr>
-          <w:rFonts w:hint="eastAsia"/>
-          <w:lang w:eastAsia="zh-CN"/>
-        </w:rPr>
-        <w:t xml:space="preserve"/>
-      </w:r>
-      <w:r>
-        <w:t/>
-      </w:r>
-      <w:r>
-        <w:rPr>
-          <w:rFonts w:hint="eastAsia"/>
-          <w:lang w:eastAsia="zh-CN"/>
-        </w:rPr>
-        <w:t/>
-      </w:r>
-      <w:r>
-        <w:t xml:space="preserve"/>
-      </w:r>
-      <w:r>
-        <w:t xml:space="preserve"/>
+        <w:t>Diagnoses, procedures, cancer registrations, and mortality records are drawn from UKB fields 41202/41262, 41200/41260, 40006/40005, and 40001/40000, respectively. The base vocabulary has 8,424 entries: 8,422 clinical event types (1,123 diagnosis, 6,634 procedure, 127 cancer registration and 538 mortality tokens) and two special tokens for padding (0) and no event (1). Adding control tokens gives a model vocabulary of 8,445 entries. ICD-based events use three-character codes, whereas procedures use OPCS-4. Same-age ties follow token-key order rather than clinical priority. The four prefix tokens for sex, BMI, smoking, and alcohol are masked until the recruitment age.</w:t>
       </w:r>
     </w:p>
     <w:p>
@@ -647,78 +621,6 @@
           <w:color w:val="000000"/>
         </w:rPr>
         <w:t>The training gap wavelengths form a geometric sequence of 32 head-specific frequency pairs (eight heads, four frequency pairs per head), running from max(2 × the first gap percentile, 7 days) to 1.5 × the 95th percentile. We scale each angular frequency by</w:t>
-      </w:r>
-      <w:r>
-        <w:rPr>
-          <w:rFonts w:hint="eastAsia"/>
-          <w:color w:val="000000"/>
-          <w:lang w:eastAsia="zh-CN"/>
-        </w:rPr>
-        <w:t xml:space="preserve"/>
-      </w:r>
-      <w:r>
-        <w:rPr>
-          <w:color w:val="000000"/>
-        </w:rPr>
-        <w:t/>
-      </w:r>
-      <w:r>
-        <w:rPr>
-          <w:rFonts w:hint="eastAsia"/>
-          <w:color w:val="000000"/>
-          <w:lang w:eastAsia="zh-CN"/>
-        </w:rPr>
-        <w:t xml:space="preserve"/>
-      </w:r>
-      <w:r>
-        <w:rPr>
-          <w:color w:val="000000"/>
-        </w:rPr>
-        <w:t xml:space="preserve"/>
-      </w:r>
-      <w:r>
-        <w:rPr>
-          <w:rFonts w:hint="eastAsia"/>
-          <w:color w:val="000000"/>
-          <w:lang w:eastAsia="zh-CN"/>
-        </w:rPr>
-        <w:t/>
-      </w:r>
-      <w:r>
-        <w:rPr>
-          <w:rFonts w:hint="eastAsia"/>
-          <w:color w:val="000000"/>
-          <w:lang w:eastAsia="zh-CN"/>
-        </w:rPr>
-        <w:t xml:space="preserve"/>
-      </w:r>
-      <w:r>
-        <w:rPr>
-          <w:rFonts w:hint="eastAsia"/>
-          <w:color w:val="000000"/>
-          <w:lang w:eastAsia="zh-CN"/>
-        </w:rPr>
-        <w:t/>
-      </w:r>
-      <w:r>
-        <w:rPr>
-          <w:color w:val="000000"/>
-        </w:rPr>
-        <w:t/>
-      </w:r>
-      <w:r>
-        <w:rPr>
-          <w:rFonts w:hint="eastAsia"/>
-          <w:color w:val="000000"/>
-          <w:lang w:eastAsia="zh-CN"/>
-        </w:rPr>
-        <w:t/>
-      </w:r>
-      <w:r>
-        <w:rPr>
-          <w:color w:val="000000"/>
-        </w:rPr>
-        <w:t/>
       </w:r>
     </w:p>
     <w:p>
@@ -1076,7 +978,6 @@
         </w:rPr>
         <w:t xml:space="preserve">BOS targets are excluded. At UKB rollout, an independent uniform U </w:t>
       </w:r>
-      <w:proofErr w:type="gramStart"/>
       <w:r>
         <w:rPr>
           <w:rFonts w:hint="eastAsia"/>
@@ -1085,7 +986,6 @@
         </w:rPr>
         <w:t>yields</w:t>
       </w:r>
-      <w:proofErr w:type="gramEnd"/>
     </w:p>
     <w:p>
       <w:pPr>
@@ -1900,7 +1800,81 @@
         <w:rPr>
           <w:color w:val="000000"/>
         </w:rPr>
-        <w:t xml:space="preserve"> with β_1 = 0.9 and β_2 = 0.99, a batch size of 128, 100,000 steps, a cosine learning-rate schedule from 3 × 10⁻⁴ to 3 × 10⁻⁵, 500 warm-up steps, a weight decay of 0.1, gradient clipping at 1, a dropout rate of 0.1, a context length of 133, and FP32 precision, with seeds 42–44 and the final checkpoints retained. The matched ETHOS and Foresight baselines share the task and the budget but use a schedule from 6 × 10⁻⁴ to 6 × 10⁻⁵, 1,000 warm-up steps, and a weight decay of 0.2; these are not official reproductions.</w:t>
+        <w:t xml:space="preserve"> with </w:t>
+      </w:r>
+      <m:oMath>
+        <m:sSub>
+          <m:sSubPr>
+            <m:ctrlPr>
+              <w:rPr>
+                <w:rFonts w:ascii="Cambria Math" w:hAnsi="Cambria Math"/>
+                <w:i/>
+                <w:color w:val="000000"/>
+              </w:rPr>
+            </m:ctrlPr>
+          </m:sSubPr>
+          <m:e>
+            <m:r>
+              <w:rPr>
+                <w:rFonts w:ascii="Cambria Math" w:hAnsi="Cambria Math"/>
+                <w:color w:val="000000"/>
+              </w:rPr>
+              <m:t>β</m:t>
+            </m:r>
+          </m:e>
+          <m:sub>
+            <m:r>
+              <w:rPr>
+                <w:rFonts w:ascii="Cambria Math" w:hAnsi="Cambria Math"/>
+                <w:color w:val="000000"/>
+              </w:rPr>
+              <m:t>1</m:t>
+            </m:r>
+          </m:sub>
+        </m:sSub>
+      </m:oMath>
+      <w:r>
+        <w:rPr>
+          <w:color w:val="000000"/>
+        </w:rPr>
+        <w:t xml:space="preserve"> = 0.9 and </w:t>
+      </w:r>
+      <m:oMath>
+        <m:sSub>
+          <m:sSubPr>
+            <m:ctrlPr>
+              <w:rPr>
+                <w:rFonts w:ascii="Cambria Math" w:hAnsi="Cambria Math"/>
+                <w:i/>
+                <w:color w:val="000000"/>
+              </w:rPr>
+            </m:ctrlPr>
+          </m:sSubPr>
+          <m:e>
+            <m:r>
+              <w:rPr>
+                <w:rFonts w:ascii="Cambria Math" w:hAnsi="Cambria Math"/>
+                <w:color w:val="000000"/>
+              </w:rPr>
+              <m:t>β</m:t>
+            </m:r>
+          </m:e>
+          <m:sub>
+            <m:r>
+              <w:rPr>
+                <w:rFonts w:ascii="Cambria Math" w:hAnsi="Cambria Math"/>
+                <w:color w:val="000000"/>
+              </w:rPr>
+              <m:t>2</m:t>
+            </m:r>
+          </m:sub>
+        </m:sSub>
+      </m:oMath>
+      <w:r>
+        <w:rPr>
+          <w:color w:val="000000"/>
+        </w:rPr>
+        <w:t xml:space="preserve"> = 0.99, a batch size of 128, 100,000 steps, a cosine learning-rate schedule from 3 × 10⁻⁴ to 3 × 10⁻⁵, 500 warm-up steps, a weight decay of 0.1, gradient clipping at 1, a dropout rate of 0.1, a context length of 133, and FP32 precision, with seeds 42–44 and the final checkpoints retained. The matched ETHOS and Foresight baselines share the task and the budget but use a schedule from 6 × 10⁻⁴ to 6 × 10⁻⁵, 1,000 warm-up steps, and a weight decay of 0.2; these are not official reproductions.</w:t>
       </w:r>
     </w:p>
     <w:p>
@@ -2049,15 +2023,11 @@
         <w:jc w:val="both"/>
       </w:pPr>
       <w:r>
-        <w:t>Two UKB readout regimes. Table II and Table III of the main text report diagnosis-only readouts. In N1 each patient contributes one next-diagnosis target (N = 1,534), the history ends at the clinical event immediately preceding that target, and Top@k ranks each method's registered diagnostic candidates, with 1,123 candidates for most methods and 1,255 native diagnosis entries for Delphi. In G1 the first 65% of the locked 1,669 trajectories is used as history, 20 rollouts are drawn, and generated futures are scored against future diagnoses only, with up to 30 future diagnoses, a 256-native-event computation cap and method-specific termination; the timing column of Table III is taken from the separate ten-year evaluation in Table S13e. Table S2 and the locked-test means table instead use the prespecified 10-year, mortality-terminated rollout over the multitype event space. That legacy protocol also generates multitype events, but its Diagnosis Jaccard is computed on diagnosis sets, its Hit@10 scores the next clinical event, and its count and timing endpoints use clinical events; its rollout limits, stopping rules and empty-set convention also differ from the later N1/G1 evaluations, and two empty diagnosis sets score 1 in the legacy protocol but 0 in G1. Because the candidate space, the termination rule and the scoring window differ, absolute values are not comparable across the two regimes; for example, Hit@10 is 0.4076 in the multitype-generation regime but 54.11% in the diagnosis-only regime. Only within-regime contrasts are interpreted, and no difference between regimes is inferred.</w:t>
+        <w:t xml:space="preserve">Two UKB readout regimes. Table II and Table III of the main text report diagnosis-only readouts. In N1 each patient contributes one next-diagnosis target (N = 1,534), the history </w:t>
       </w:r>
-      <w:proofErr w:type="spellStart"/>
       <w:r>
-        <w:t/>
-      </w:r>
-      <w:proofErr w:type="spellEnd"/>
-      <w:r>
-        <w:t xml:space="preserve"/>
+        <w:lastRenderedPageBreak/>
+        <w:t>ends at the clinical event immediately preceding that target, and Top@k ranks each method's registered diagnostic candidates, with 1,123 candidates for most methods and 1,255 native diagnosis entries for Delphi. In G1 the first 65% of the locked 1,669 trajectories is used as history, 20 rollouts are drawn, and generated futures are scored against future diagnoses only, with up to 30 future diagnoses, a 256-native-event computation cap and method-specific termination; the timing column of Table III is taken from the separate ten-year evaluation in Table S13e. Table S2 and the locked-test means table instead use the prespecified 10-year, mortality-terminated rollout over the multitype event space. That legacy protocol also generates multitype events, but its Diagnosis Jaccard is computed on diagnosis sets, its Hit@10 scores the next clinical event, and its count and timing endpoints use clinical events; its rollout limits, stopping rules and empty-set convention also differ from the later N1/G1 evaluations, and two empty diagnosis sets score 1 in the legacy protocol but 0 in G1. Because the candidate space, the termination rule and the scoring window differ, absolute values are not comparable across the two regimes; for example, Hit@10 is 0.4076 in the multitype-generation regime but 54.11% in the diagnosis-only regime. Only within-regime contrasts are interpreted, and no difference between regimes is inferred.</w:t>
       </w:r>
     </w:p>
     <w:p>
@@ -2071,7 +2041,6 @@
           <w:b/>
           <w:color w:val="000000"/>
         </w:rPr>
-        <w:lastRenderedPageBreak/>
         <w:t>TABLE S2. Paired UKB generation differences</w:t>
       </w:r>
     </w:p>
@@ -4221,6 +4190,7 @@
                 <w:color w:val="000000"/>
                 <w:sz w:val="16"/>
               </w:rPr>
+              <w:lastRenderedPageBreak/>
               <w:t>Contrast</w:t>
             </w:r>
           </w:p>
@@ -4300,14 +4270,7 @@
         <w:rPr>
           <w:color w:val="000000"/>
         </w:rPr>
-        <w:t xml:space="preserve">Full-budget A/B/C comparisons included A0, A2, MedBERT, DoctorGRU, ETHOS and Foresight, with seeds 42-44 and </w:t>
-      </w:r>
-      <w:r>
-        <w:rPr>
-          <w:color w:val="000000"/>
-        </w:rPr>
-        <w:lastRenderedPageBreak/>
-        <w:t>100,000 supervised updates; MedBERT additionally used its frozen 20,000-update MLM budget. These task-adapted reference systems do not constitute official original-model reproductions. Fixed final checkpoints were used without test tuning. The 54-model matrix was supplemented by A2 index-phase controls in A/B/C and fixed-diagnosis procedure-on/off controls in A.</w:t>
+        <w:t>Full-budget A/B/C comparisons included A0, A2, MedBERT, DoctorGRU, ETHOS and Foresight, with seeds 42-44 and 100,000 supervised updates; MedBERT additionally used its frozen 20,000-update MLM budget. These task-adapted reference systems do not constitute official original-model reproductions. Fixed final checkpoints were used without test tuning. The 54-model matrix was supplemented by A2 index-phase controls in A/B/C and fixed-diagnosis procedure-on/off controls in A.</w:t>
       </w:r>
     </w:p>
     <w:p>
@@ -4355,7 +4318,13 @@
         <w:rPr>
           <w:color w:val="000000"/>
         </w:rPr>
-        <w:t>The full-budget A2-A0 Jaccard differences were A +0.00172 [0.00034,0.00315], B +0.00002 [-0.00150,0.00158] and C +0.00235 [0.00029,0.00428]. A2-ETHOS intervals crossed zero in all representations. A2 count MAE was worse than A0 in all three. Real-time-minus-index Jaccard was A +0.00249 [0.00113,0.00398], while B/C crossed zero. The index control changes rotary phase only, retaining absolute age.</w:t>
+        <w:t xml:space="preserve">The full-budget A2-A0 Jaccard differences were A +0.00172 [0.00034,0.00315], B +0.00002 [-0.00150,0.00158] and C +0.00235 [0.00029,0.00428]. A2-ETHOS intervals crossed zero in all representations. A2 count MAE was worse than A0 </w:t>
+      </w:r>
+      <w:r>
+        <w:rPr>
+          <w:color w:val="000000"/>
+        </w:rPr>
+        <w:t>in all three. Real-time-minus-index Jaccard was A +0.00249 [0.00113,0.00398], while B/C crossed zero. The index control changes rotary phase only, retaining absolute age.</w:t>
       </w:r>
     </w:p>
     <w:p>
@@ -4441,7 +4410,14 @@
         <w:rPr>
           <w:color w:val="000000"/>
         </w:rPr>
-        <w:t>Full-budget A0/A2 scores reuse 5,433 validation patients at common two-record cuts. The primary label is any principal diagnosis in the retained future window within 365.25 days; next record is secondary. All 1,508 training-derived labels are retained, including nonestimable ones. Comparisons require &gt;=20 positives and negatives per endpoint/stratum. History is the union of the two prefix diagnoses; Last uses only the last; Freq. uses training frequency and is constant within disease. Future truth is never a predictor.</w:t>
+        <w:t xml:space="preserve">Full-budget A0/A2 scores reuse 5,433 validation patients at common two-record cuts. The primary label is any principal diagnosis in the retained future window within 365.25 days; next record is secondary. All 1,508 training-derived labels are retained, including nonestimable ones. Comparisons require &gt;=20 positives and negatives per endpoint/stratum. History is the union of the two prefix diagnoses; Last uses only </w:t>
+      </w:r>
+      <w:r>
+        <w:rPr>
+          <w:color w:val="000000"/>
+        </w:rPr>
+        <w:lastRenderedPageBreak/>
+        <w:t>the last; Freq. uses training frequency and is constant within disease. Future truth is never a predictor.</w:t>
       </w:r>
     </w:p>
     <w:p>
@@ -4507,7 +4483,6 @@
               <w:rPr>
                 <w:noProof/>
               </w:rPr>
-              <w:lastRenderedPageBreak/>
               <w:drawing>
                 <wp:inline distT="0" distB="0" distL="0" distR="0" wp14:anchorId="4DDD4EB6" wp14:editId="3E218B89">
                   <wp:extent cx="3063240" cy="1321918"/>
@@ -5985,13 +5960,7 @@
         <w:rPr>
           <w:color w:val="000000"/>
         </w:rPr>
-        <w:t xml:space="preserve">Thirty existing last-10k checkpoints: A0/A2/ETHOS/Foresight/Med-BERT x scratch/UKB initialization x seeds 42-44. Common Jaccard/recall N=1,327; count/edit/coverage N=2,000. Conditional first-record-time denominators differ by arm; </w:t>
-      </w:r>
-      <w:r>
-        <w:rPr>
-          <w:color w:val="000000"/>
-        </w:rPr>
-        <w:t>contrasts use common finite patients. Twenty rollout replicates are collapsed within patient before inference. No test-based checkpoint selection or sampler adjustment was used. Foresight and Med-BERT were transfer-compatible at this target budget; DoctorGRU had no compatible UKB source and was not assigned an artificial transfer result.</w:t>
+        <w:t>Thirty existing last-10k checkpoints: A0/A2/ETHOS/Foresight/Med-BERT x scratch/UKB initialization x seeds 42-44. Common Jaccard/recall N=1,327; count/edit/coverage N=2,000. Conditional first-record-time denominators differ by arm; contrasts use common finite patients. Twenty rollout replicates are collapsed within patient before inference. No test-based checkpoint selection or sampler adjustment was used. Foresight and Med-BERT were transfer-compatible at this target budget; DoctorGRU had no compatible UKB source and was not assigned an artificial transfer result.</w:t>
       </w:r>
     </w:p>
     <w:p>
@@ -7257,6 +7226,7 @@
           <w:b/>
           <w:color w:val="000000"/>
         </w:rPr>
+        <w:lastRenderedPageBreak/>
         <w:t>TABLE S7. Structure and coverage at the same checkpoints</w:t>
       </w:r>
     </w:p>
@@ -9009,7 +8979,6 @@
                 <w:color w:val="000000"/>
                 <w:sz w:val="18"/>
               </w:rPr>
-              <w:lastRenderedPageBreak/>
               <w:t>Scratch: A2 - ETHOS</w:t>
             </w:r>
           </w:p>
@@ -9590,6 +9559,7 @@
           <w:b/>
           <w:color w:val="000000"/>
         </w:rPr>
+        <w:lastRenderedPageBreak/>
         <w:t>Supporting UKB numerical results</w:t>
       </w:r>
     </w:p>
@@ -10940,6 +10910,7 @@
         <w:jc w:val="both"/>
         <w:rPr>
           <w:color w:val="000000"/>
+          <w:lang w:eastAsia="zh-CN"/>
         </w:rPr>
       </w:pPr>
       <w:r>
@@ -10952,7 +10923,6 @@
         <w:rPr>
           <w:color w:val="000000"/>
         </w:rPr>
-        <w:lastRenderedPageBreak/>
         <w:t>not significance or effect magnitude; bold numbers mark the best observed mean. CE + time NLL is a derived joint loss. Token vocabularies differ across A/B/C, and conditional generation timing requires joint interpretation with empty trajectories and count error.</w:t>
       </w:r>
     </w:p>
@@ -10962,16 +10932,6 @@
         <w:jc w:val="both"/>
         <w:rPr>
           <w:color w:val="000000"/>
-          <w:lang w:eastAsia="zh-CN"/>
-        </w:rPr>
-      </w:pPr>
-    </w:p>
-    <w:p>
-      <w:pPr>
-        <w:spacing w:after="40"/>
-        <w:jc w:val="both"/>
-        <w:rPr>
-          <w:rFonts w:hint="eastAsia"/>
           <w:lang w:eastAsia="zh-CN"/>
         </w:rPr>
       </w:pPr>
@@ -11487,7 +11447,6 @@
         <w:keepLines/>
         <w:spacing w:after="60"/>
         <w:rPr>
-          <w:rFonts w:hint="eastAsia"/>
           <w:b/>
           <w:lang w:eastAsia="zh-CN"/>
         </w:rPr>
@@ -14212,7 +14171,6 @@
         <w:keepLines/>
         <w:spacing w:after="60"/>
         <w:rPr>
-          <w:rFonts w:hint="eastAsia"/>
           <w:lang w:eastAsia="zh-CN"/>
         </w:rPr>
       </w:pPr>
@@ -14237,15 +14195,11 @@
         <w:jc w:val="both"/>
       </w:pPr>
       <w:r>
-        <w:t>Tables II and III of the main text evaluate the diagnosis-only regime. N1 scores one next-diagnosis target per patient (N = 1,534) with the history truncated at the clinical event immediately preceding the target, and ranks each method's registered diagnostic candidates, with 1,123 candidates for most methods and 1,255 native diagnosis entries for Delphi. G1 draws 20 rollouts from the first 65% of each locked 1,669-participant trajectory and scores generated futures against future diagnoses only. These values are not comparable with the multitype-generation metrics in Table S2 or with the locked-test means table, which use the prespecified 10-year, mortality-terminated rollout over the multitype event space; the legacy Diagnosis Jaccard is likewise computed on diagnosis sets, but its rollout limits, stopping rules and empty-set convention differ.</w:t>
+        <w:t xml:space="preserve">Tables II and III of the main text evaluate the diagnosis-only regime. N1 scores one next-diagnosis target per patient (N = 1,534) with the history truncated at the clinical event immediately preceding the target, and ranks each method's </w:t>
       </w:r>
-      <w:proofErr w:type="spellStart"/>
       <w:r>
-        <w:t/>
-      </w:r>
-      <w:proofErr w:type="spellEnd"/>
-      <w:r>
-        <w:t xml:space="preserve"/>
+        <w:lastRenderedPageBreak/>
+        <w:t>registered diagnostic candidates, with 1,123 candidates for most methods and 1,255 native diagnosis entries for Delphi. G1 draws 20 rollouts from the first 65% of each locked 1,669-participant trajectory and scores generated futures against future diagnoses only. These values are not comparable with the multitype-generation metrics in Table S2 or with the locked-test means table, which use the prespecified 10-year, mortality-terminated rollout over the multitype event space; the legacy Diagnosis Jaccard is likewise computed on diagnosis sets, but its rollout limits, stopping rules and empty-set convention differ.</w:t>
       </w:r>
     </w:p>
     <w:p>
@@ -14275,10 +14229,10 @@
         <w:tblLook w:val="04A0" w:firstRow="1" w:lastRow="0" w:firstColumn="1" w:lastColumn="0" w:noHBand="0" w:noVBand="1"/>
       </w:tblPr>
       <w:tblGrid>
-        <w:gridCol w:w="424"/>
-        <w:gridCol w:w="1466"/>
-        <w:gridCol w:w="1467"/>
-        <w:gridCol w:w="1467"/>
+        <w:gridCol w:w="993"/>
+        <w:gridCol w:w="1417"/>
+        <w:gridCol w:w="1134"/>
+        <w:gridCol w:w="1280"/>
       </w:tblGrid>
       <w:tr>
         <w:trPr>
@@ -14287,7 +14241,7 @@
         </w:trPr>
         <w:tc>
           <w:tcPr>
-            <w:tcW w:w="424" w:type="dxa"/>
+            <w:tcW w:w="993" w:type="dxa"/>
             <w:tcBorders>
               <w:top w:val="single" w:sz="12" w:space="0" w:color="000000" w:themeColor="text1"/>
               <w:bottom w:val="single" w:sz="12" w:space="0" w:color="000000" w:themeColor="text1"/>
@@ -14311,7 +14265,7 @@
         </w:tc>
         <w:tc>
           <w:tcPr>
-            <w:tcW w:w="1466" w:type="dxa"/>
+            <w:tcW w:w="1417" w:type="dxa"/>
             <w:tcBorders>
               <w:top w:val="single" w:sz="12" w:space="0" w:color="000000" w:themeColor="text1"/>
               <w:bottom w:val="single" w:sz="12" w:space="0" w:color="000000" w:themeColor="text1"/>
@@ -14336,7 +14290,7 @@
         </w:tc>
         <w:tc>
           <w:tcPr>
-            <w:tcW w:w="1467" w:type="dxa"/>
+            <w:tcW w:w="1134" w:type="dxa"/>
             <w:tcBorders>
               <w:top w:val="single" w:sz="12" w:space="0" w:color="000000" w:themeColor="text1"/>
               <w:bottom w:val="single" w:sz="12" w:space="0" w:color="000000" w:themeColor="text1"/>
@@ -14361,7 +14315,7 @@
         </w:tc>
         <w:tc>
           <w:tcPr>
-            <w:tcW w:w="1467" w:type="dxa"/>
+            <w:tcW w:w="1280" w:type="dxa"/>
             <w:tcBorders>
               <w:top w:val="single" w:sz="12" w:space="0" w:color="000000" w:themeColor="text1"/>
               <w:bottom w:val="single" w:sz="12" w:space="0" w:color="000000" w:themeColor="text1"/>
@@ -14391,7 +14345,7 @@
         </w:trPr>
         <w:tc>
           <w:tcPr>
-            <w:tcW w:w="424" w:type="dxa"/>
+            <w:tcW w:w="993" w:type="dxa"/>
             <w:tcBorders>
               <w:top w:val="single" w:sz="12" w:space="0" w:color="000000" w:themeColor="text1"/>
             </w:tcBorders>
@@ -14413,7 +14367,7 @@
         </w:tc>
         <w:tc>
           <w:tcPr>
-            <w:tcW w:w="1466" w:type="dxa"/>
+            <w:tcW w:w="1417" w:type="dxa"/>
             <w:tcBorders>
               <w:top w:val="single" w:sz="12" w:space="0" w:color="000000" w:themeColor="text1"/>
             </w:tcBorders>
@@ -14432,25 +14386,11 @@
               </w:rPr>
               <w:t>2.741</w:t>
             </w:r>
-            <w:r>
-              <w:rPr>
-                <w:color w:val="000000"/>
-                <w:sz w:val="16"/>
-              </w:rPr>
-              <w:t/>
-            </w:r>
-            <w:r>
-              <w:rPr>
-                <w:color w:val="000000"/>
-                <w:sz w:val="16"/>
-              </w:rPr>
-              <w:t/>
-            </w:r>
-          </w:p>
-        </w:tc>
-        <w:tc>
-          <w:tcPr>
-            <w:tcW w:w="1467" w:type="dxa"/>
+          </w:p>
+        </w:tc>
+        <w:tc>
+          <w:tcPr>
+            <w:tcW w:w="1134" w:type="dxa"/>
             <w:tcBorders>
               <w:top w:val="single" w:sz="12" w:space="0" w:color="000000" w:themeColor="text1"/>
             </w:tcBorders>
@@ -14469,25 +14409,11 @@
               </w:rPr>
               <w:t>3.927</w:t>
             </w:r>
-            <w:r>
-              <w:rPr>
-                <w:color w:val="000000"/>
-                <w:sz w:val="16"/>
-              </w:rPr>
-              <w:t/>
-            </w:r>
-            <w:r>
-              <w:rPr>
-                <w:color w:val="000000"/>
-                <w:sz w:val="16"/>
-              </w:rPr>
-              <w:t/>
-            </w:r>
-          </w:p>
-        </w:tc>
-        <w:tc>
-          <w:tcPr>
-            <w:tcW w:w="1467" w:type="dxa"/>
+          </w:p>
+        </w:tc>
+        <w:tc>
+          <w:tcPr>
+            <w:tcW w:w="1280" w:type="dxa"/>
             <w:tcBorders>
               <w:top w:val="single" w:sz="12" w:space="0" w:color="000000" w:themeColor="text1"/>
             </w:tcBorders>
@@ -14505,20 +14431,6 @@
                 <w:sz w:val="16"/>
               </w:rPr>
               <w:t>9.755</w:t>
-            </w:r>
-            <w:r>
-              <w:rPr>
-                <w:color w:val="000000"/>
-                <w:sz w:val="16"/>
-              </w:rPr>
-              <w:t/>
-            </w:r>
-            <w:r>
-              <w:rPr>
-                <w:color w:val="000000"/>
-                <w:sz w:val="16"/>
-              </w:rPr>
-              <w:t/>
             </w:r>
           </w:p>
         </w:tc>
@@ -14529,7 +14441,7 @@
         </w:trPr>
         <w:tc>
           <w:tcPr>
-            <w:tcW w:w="424" w:type="dxa"/>
+            <w:tcW w:w="993" w:type="dxa"/>
             <w:shd w:val="clear" w:color="auto" w:fill="F7F8F9"/>
             <w:vAlign w:val="center"/>
           </w:tcPr>
@@ -14548,7 +14460,7 @@
         </w:tc>
         <w:tc>
           <w:tcPr>
-            <w:tcW w:w="1466" w:type="dxa"/>
+            <w:tcW w:w="1417" w:type="dxa"/>
             <w:shd w:val="clear" w:color="auto" w:fill="F7F8F9"/>
             <w:vAlign w:val="center"/>
           </w:tcPr>
@@ -14564,25 +14476,11 @@
               </w:rPr>
               <w:t>2.938</w:t>
             </w:r>
-            <w:r>
-              <w:rPr>
-                <w:color w:val="000000"/>
-                <w:sz w:val="16"/>
-              </w:rPr>
-              <w:t/>
-            </w:r>
-            <w:r>
-              <w:rPr>
-                <w:color w:val="000000"/>
-                <w:sz w:val="16"/>
-              </w:rPr>
-              <w:t/>
-            </w:r>
-          </w:p>
-        </w:tc>
-        <w:tc>
-          <w:tcPr>
-            <w:tcW w:w="1467" w:type="dxa"/>
+          </w:p>
+        </w:tc>
+        <w:tc>
+          <w:tcPr>
+            <w:tcW w:w="1134" w:type="dxa"/>
             <w:shd w:val="clear" w:color="auto" w:fill="F7F8F9"/>
             <w:vAlign w:val="center"/>
           </w:tcPr>
@@ -14598,25 +14496,11 @@
               </w:rPr>
               <w:t>4.777</w:t>
             </w:r>
-            <w:r>
-              <w:rPr>
-                <w:color w:val="000000"/>
-                <w:sz w:val="16"/>
-              </w:rPr>
-              <w:t/>
-            </w:r>
-            <w:r>
-              <w:rPr>
-                <w:color w:val="000000"/>
-                <w:sz w:val="16"/>
-              </w:rPr>
-              <w:t/>
-            </w:r>
-          </w:p>
-        </w:tc>
-        <w:tc>
-          <w:tcPr>
-            <w:tcW w:w="1467" w:type="dxa"/>
+          </w:p>
+        </w:tc>
+        <w:tc>
+          <w:tcPr>
+            <w:tcW w:w="1280" w:type="dxa"/>
             <w:shd w:val="clear" w:color="auto" w:fill="F7F8F9"/>
             <w:vAlign w:val="center"/>
           </w:tcPr>
@@ -14631,20 +14515,6 @@
                 <w:sz w:val="16"/>
               </w:rPr>
               <w:t>6.707</w:t>
-            </w:r>
-            <w:r>
-              <w:rPr>
-                <w:color w:val="000000"/>
-                <w:sz w:val="16"/>
-              </w:rPr>
-              <w:t/>
-            </w:r>
-            <w:r>
-              <w:rPr>
-                <w:color w:val="000000"/>
-                <w:sz w:val="16"/>
-              </w:rPr>
-              <w:t/>
             </w:r>
           </w:p>
         </w:tc>
@@ -14655,7 +14525,7 @@
         </w:trPr>
         <w:tc>
           <w:tcPr>
-            <w:tcW w:w="424" w:type="dxa"/>
+            <w:tcW w:w="993" w:type="dxa"/>
             <w:shd w:val="clear" w:color="auto" w:fill="FFFFFF"/>
             <w:vAlign w:val="center"/>
           </w:tcPr>
@@ -14674,7 +14544,7 @@
         </w:tc>
         <w:tc>
           <w:tcPr>
-            <w:tcW w:w="1466" w:type="dxa"/>
+            <w:tcW w:w="1417" w:type="dxa"/>
             <w:shd w:val="clear" w:color="auto" w:fill="FFFFFF"/>
             <w:vAlign w:val="center"/>
           </w:tcPr>
@@ -14690,25 +14560,11 @@
               </w:rPr>
               <w:t>1.655</w:t>
             </w:r>
-            <w:r>
-              <w:rPr>
-                <w:color w:val="000000"/>
-                <w:sz w:val="16"/>
-              </w:rPr>
-              <w:t/>
-            </w:r>
-            <w:r>
-              <w:rPr>
-                <w:color w:val="000000"/>
-                <w:sz w:val="16"/>
-              </w:rPr>
-              <w:t/>
-            </w:r>
-          </w:p>
-        </w:tc>
-        <w:tc>
-          <w:tcPr>
-            <w:tcW w:w="1467" w:type="dxa"/>
+          </w:p>
+        </w:tc>
+        <w:tc>
+          <w:tcPr>
+            <w:tcW w:w="1134" w:type="dxa"/>
             <w:shd w:val="clear" w:color="auto" w:fill="FFFFFF"/>
             <w:vAlign w:val="center"/>
           </w:tcPr>
@@ -14724,25 +14580,11 @@
               </w:rPr>
               <w:t>2.158</w:t>
             </w:r>
-            <w:r>
-              <w:rPr>
-                <w:color w:val="000000"/>
-                <w:sz w:val="16"/>
-              </w:rPr>
-              <w:t/>
-            </w:r>
-            <w:r>
-              <w:rPr>
-                <w:color w:val="000000"/>
-                <w:sz w:val="16"/>
-              </w:rPr>
-              <w:t/>
-            </w:r>
-          </w:p>
-        </w:tc>
-        <w:tc>
-          <w:tcPr>
-            <w:tcW w:w="1467" w:type="dxa"/>
+          </w:p>
+        </w:tc>
+        <w:tc>
+          <w:tcPr>
+            <w:tcW w:w="1280" w:type="dxa"/>
             <w:shd w:val="clear" w:color="auto" w:fill="FFFFFF"/>
             <w:vAlign w:val="center"/>
           </w:tcPr>
@@ -14757,20 +14599,6 @@
                 <w:sz w:val="16"/>
               </w:rPr>
               <w:t>7.820</w:t>
-            </w:r>
-            <w:r>
-              <w:rPr>
-                <w:color w:val="000000"/>
-                <w:sz w:val="16"/>
-              </w:rPr>
-              <w:t/>
-            </w:r>
-            <w:r>
-              <w:rPr>
-                <w:color w:val="000000"/>
-                <w:sz w:val="16"/>
-              </w:rPr>
-              <w:t/>
             </w:r>
           </w:p>
         </w:tc>
@@ -14781,10 +14609,7 @@
         </w:trPr>
         <w:tc>
           <w:tcPr>
-            <w:tcW w:w="424" w:type="dxa"/>
-            <w:tcBorders>
-              <w:bottom w:val="single" w:sz="12" w:space="0" w:color="000000" w:themeColor="text1"/>
-            </w:tcBorders>
+            <w:tcW w:w="993" w:type="dxa"/>
             <w:shd w:val="clear" w:color="auto" w:fill="F7F8F9"/>
             <w:vAlign w:val="center"/>
           </w:tcPr>
@@ -14803,10 +14628,7 @@
         </w:tc>
         <w:tc>
           <w:tcPr>
-            <w:tcW w:w="1466" w:type="dxa"/>
-            <w:tcBorders>
-              <w:bottom w:val="single" w:sz="12" w:space="0" w:color="000000" w:themeColor="text1"/>
-            </w:tcBorders>
+            <w:tcW w:w="1417" w:type="dxa"/>
             <w:shd w:val="clear" w:color="auto" w:fill="F7F8F9"/>
             <w:vAlign w:val="center"/>
           </w:tcPr>
@@ -14822,28 +14644,11 @@
               </w:rPr>
               <w:t>3.047</w:t>
             </w:r>
-            <w:r>
-              <w:rPr>
-                <w:color w:val="000000"/>
-                <w:sz w:val="16"/>
-              </w:rPr>
-              <w:t/>
-            </w:r>
-            <w:r>
-              <w:rPr>
-                <w:color w:val="000000"/>
-                <w:sz w:val="16"/>
-              </w:rPr>
-              <w:t/>
-            </w:r>
-          </w:p>
-        </w:tc>
-        <w:tc>
-          <w:tcPr>
-            <w:tcW w:w="1467" w:type="dxa"/>
-            <w:tcBorders>
-              <w:bottom w:val="single" w:sz="12" w:space="0" w:color="000000" w:themeColor="text1"/>
-            </w:tcBorders>
+          </w:p>
+        </w:tc>
+        <w:tc>
+          <w:tcPr>
+            <w:tcW w:w="1134" w:type="dxa"/>
             <w:shd w:val="clear" w:color="auto" w:fill="F7F8F9"/>
             <w:vAlign w:val="center"/>
           </w:tcPr>
@@ -14859,28 +14664,11 @@
               </w:rPr>
               <w:t>3.330</w:t>
             </w:r>
-            <w:r>
-              <w:rPr>
-                <w:color w:val="000000"/>
-                <w:sz w:val="16"/>
-              </w:rPr>
-              <w:t/>
-            </w:r>
-            <w:r>
-              <w:rPr>
-                <w:color w:val="000000"/>
-                <w:sz w:val="16"/>
-              </w:rPr>
-              <w:t/>
-            </w:r>
-          </w:p>
-        </w:tc>
-        <w:tc>
-          <w:tcPr>
-            <w:tcW w:w="1467" w:type="dxa"/>
-            <w:tcBorders>
-              <w:bottom w:val="single" w:sz="12" w:space="0" w:color="000000" w:themeColor="text1"/>
-            </w:tcBorders>
+          </w:p>
+        </w:tc>
+        <w:tc>
+          <w:tcPr>
+            <w:tcW w:w="1280" w:type="dxa"/>
             <w:shd w:val="clear" w:color="auto" w:fill="F7F8F9"/>
             <w:vAlign w:val="center"/>
           </w:tcPr>
@@ -14895,20 +14683,6 @@
                 <w:sz w:val="16"/>
               </w:rPr>
               <w:t>22.775</w:t>
-            </w:r>
-            <w:r>
-              <w:rPr>
-                <w:color w:val="000000"/>
-                <w:sz w:val="16"/>
-              </w:rPr>
-              <w:t/>
-            </w:r>
-            <w:r>
-              <w:rPr>
-                <w:color w:val="000000"/>
-                <w:sz w:val="16"/>
-              </w:rPr>
-              <w:t/>
             </w:r>
           </w:p>
         </w:tc>
@@ -14919,10 +14693,7 @@
         </w:trPr>
         <w:tc>
           <w:tcPr>
-            <w:tcW w:w="424" w:type="dxa"/>
-            <w:tcBorders>
-              <w:bottom w:val="single" w:sz="12" w:space="0" w:color="000000" w:themeColor="text1"/>
-            </w:tcBorders>
+            <w:tcW w:w="993" w:type="dxa"/>
             <w:shd w:val="clear" w:color="auto" w:fill="F7F8F9"/>
             <w:vAlign w:val="center"/>
           </w:tcPr>
@@ -14941,10 +14712,7 @@
         </w:tc>
         <w:tc>
           <w:tcPr>
-            <w:tcW w:w="1466" w:type="dxa"/>
-            <w:tcBorders>
-              <w:bottom w:val="single" w:sz="12" w:space="0" w:color="000000" w:themeColor="text1"/>
-            </w:tcBorders>
+            <w:tcW w:w="1417" w:type="dxa"/>
             <w:shd w:val="clear" w:color="auto" w:fill="F7F8F9"/>
             <w:vAlign w:val="center"/>
           </w:tcPr>
@@ -14960,28 +14728,11 @@
               </w:rPr>
               <w:t>3.286</w:t>
             </w:r>
-            <w:r>
-              <w:rPr>
-                <w:color w:val="000000"/>
-                <w:sz w:val="16"/>
-              </w:rPr>
-              <w:t/>
-            </w:r>
-            <w:r>
-              <w:rPr>
-                <w:color w:val="000000"/>
-                <w:sz w:val="16"/>
-              </w:rPr>
-              <w:t/>
-            </w:r>
-          </w:p>
-        </w:tc>
-        <w:tc>
-          <w:tcPr>
-            <w:tcW w:w="1467" w:type="dxa"/>
-            <w:tcBorders>
-              <w:bottom w:val="single" w:sz="12" w:space="0" w:color="000000" w:themeColor="text1"/>
-            </w:tcBorders>
+          </w:p>
+        </w:tc>
+        <w:tc>
+          <w:tcPr>
+            <w:tcW w:w="1134" w:type="dxa"/>
             <w:shd w:val="clear" w:color="auto" w:fill="F7F8F9"/>
             <w:vAlign w:val="center"/>
           </w:tcPr>
@@ -14997,28 +14748,11 @@
               </w:rPr>
               <w:t>3.646</w:t>
             </w:r>
-            <w:r>
-              <w:rPr>
-                <w:color w:val="000000"/>
-                <w:sz w:val="16"/>
-              </w:rPr>
-              <w:t/>
-            </w:r>
-            <w:r>
-              <w:rPr>
-                <w:color w:val="000000"/>
-                <w:sz w:val="16"/>
-              </w:rPr>
-              <w:t/>
-            </w:r>
-          </w:p>
-        </w:tc>
-        <w:tc>
-          <w:tcPr>
-            <w:tcW w:w="1467" w:type="dxa"/>
-            <w:tcBorders>
-              <w:bottom w:val="single" w:sz="12" w:space="0" w:color="000000" w:themeColor="text1"/>
-            </w:tcBorders>
+          </w:p>
+        </w:tc>
+        <w:tc>
+          <w:tcPr>
+            <w:tcW w:w="1280" w:type="dxa"/>
             <w:shd w:val="clear" w:color="auto" w:fill="F7F8F9"/>
             <w:vAlign w:val="center"/>
           </w:tcPr>
@@ -15033,20 +14767,6 @@
                 <w:sz w:val="16"/>
               </w:rPr>
               <w:t>21.889</w:t>
-            </w:r>
-            <w:r>
-              <w:rPr>
-                <w:color w:val="000000"/>
-                <w:sz w:val="16"/>
-              </w:rPr>
-              <w:t/>
-            </w:r>
-            <w:r>
-              <w:rPr>
-                <w:color w:val="000000"/>
-                <w:sz w:val="16"/>
-              </w:rPr>
-              <w:t/>
             </w:r>
           </w:p>
         </w:tc>
@@ -15057,10 +14777,7 @@
         </w:trPr>
         <w:tc>
           <w:tcPr>
-            <w:tcW w:w="424" w:type="dxa"/>
-            <w:tcBorders>
-              <w:bottom w:val="single" w:sz="12" w:space="0" w:color="000000" w:themeColor="text1"/>
-            </w:tcBorders>
+            <w:tcW w:w="993" w:type="dxa"/>
             <w:shd w:val="clear" w:color="auto" w:fill="F7F8F9"/>
             <w:vAlign w:val="center"/>
           </w:tcPr>
@@ -15079,10 +14796,7 @@
         </w:tc>
         <w:tc>
           <w:tcPr>
-            <w:tcW w:w="1466" w:type="dxa"/>
-            <w:tcBorders>
-              <w:bottom w:val="single" w:sz="12" w:space="0" w:color="000000" w:themeColor="text1"/>
-            </w:tcBorders>
+            <w:tcW w:w="1417" w:type="dxa"/>
             <w:shd w:val="clear" w:color="auto" w:fill="F7F8F9"/>
             <w:vAlign w:val="center"/>
           </w:tcPr>
@@ -15098,28 +14812,11 @@
               </w:rPr>
               <w:t>2.299</w:t>
             </w:r>
-            <w:r>
-              <w:rPr>
-                <w:color w:val="000000"/>
-                <w:sz w:val="16"/>
-              </w:rPr>
-              <w:t/>
-            </w:r>
-            <w:r>
-              <w:rPr>
-                <w:color w:val="000000"/>
-                <w:sz w:val="16"/>
-              </w:rPr>
-              <w:t/>
-            </w:r>
-          </w:p>
-        </w:tc>
-        <w:tc>
-          <w:tcPr>
-            <w:tcW w:w="1467" w:type="dxa"/>
-            <w:tcBorders>
-              <w:bottom w:val="single" w:sz="12" w:space="0" w:color="000000" w:themeColor="text1"/>
-            </w:tcBorders>
+          </w:p>
+        </w:tc>
+        <w:tc>
+          <w:tcPr>
+            <w:tcW w:w="1134" w:type="dxa"/>
             <w:shd w:val="clear" w:color="auto" w:fill="F7F8F9"/>
             <w:vAlign w:val="center"/>
           </w:tcPr>
@@ -15135,28 +14832,11 @@
               </w:rPr>
               <w:t>2.475</w:t>
             </w:r>
-            <w:r>
-              <w:rPr>
-                <w:color w:val="000000"/>
-                <w:sz w:val="16"/>
-              </w:rPr>
-              <w:t/>
-            </w:r>
-            <w:r>
-              <w:rPr>
-                <w:color w:val="000000"/>
-                <w:sz w:val="16"/>
-              </w:rPr>
-              <w:t/>
-            </w:r>
-          </w:p>
-        </w:tc>
-        <w:tc>
-          <w:tcPr>
-            <w:tcW w:w="1467" w:type="dxa"/>
-            <w:tcBorders>
-              <w:bottom w:val="single" w:sz="12" w:space="0" w:color="000000" w:themeColor="text1"/>
-            </w:tcBorders>
+          </w:p>
+        </w:tc>
+        <w:tc>
+          <w:tcPr>
+            <w:tcW w:w="1280" w:type="dxa"/>
             <w:shd w:val="clear" w:color="auto" w:fill="F7F8F9"/>
             <w:vAlign w:val="center"/>
           </w:tcPr>
@@ -15171,20 +14851,6 @@
                 <w:sz w:val="16"/>
               </w:rPr>
               <w:t>20.831</w:t>
-            </w:r>
-            <w:r>
-              <w:rPr>
-                <w:color w:val="000000"/>
-                <w:sz w:val="16"/>
-              </w:rPr>
-              <w:t/>
-            </w:r>
-            <w:r>
-              <w:rPr>
-                <w:color w:val="000000"/>
-                <w:sz w:val="16"/>
-              </w:rPr>
-              <w:t/>
             </w:r>
           </w:p>
         </w:tc>
@@ -15195,10 +14861,7 @@
         </w:trPr>
         <w:tc>
           <w:tcPr>
-            <w:tcW w:w="424" w:type="dxa"/>
-            <w:tcBorders>
-              <w:bottom w:val="single" w:sz="12" w:space="0" w:color="000000" w:themeColor="text1"/>
-            </w:tcBorders>
+            <w:tcW w:w="993" w:type="dxa"/>
             <w:shd w:val="clear" w:color="auto" w:fill="F7F8F9"/>
             <w:vAlign w:val="center"/>
           </w:tcPr>
@@ -15217,10 +14880,7 @@
         </w:tc>
         <w:tc>
           <w:tcPr>
-            <w:tcW w:w="1466" w:type="dxa"/>
-            <w:tcBorders>
-              <w:bottom w:val="single" w:sz="12" w:space="0" w:color="000000" w:themeColor="text1"/>
-            </w:tcBorders>
+            <w:tcW w:w="1417" w:type="dxa"/>
             <w:shd w:val="clear" w:color="auto" w:fill="F7F8F9"/>
             <w:vAlign w:val="center"/>
           </w:tcPr>
@@ -15236,28 +14896,11 @@
               </w:rPr>
               <w:t>3.365</w:t>
             </w:r>
-            <w:r>
-              <w:rPr>
-                <w:color w:val="000000"/>
-                <w:sz w:val="16"/>
-              </w:rPr>
-              <w:t/>
-            </w:r>
-            <w:r>
-              <w:rPr>
-                <w:color w:val="000000"/>
-                <w:sz w:val="16"/>
-              </w:rPr>
-              <w:t/>
-            </w:r>
-          </w:p>
-        </w:tc>
-        <w:tc>
-          <w:tcPr>
-            <w:tcW w:w="1467" w:type="dxa"/>
-            <w:tcBorders>
-              <w:bottom w:val="single" w:sz="12" w:space="0" w:color="000000" w:themeColor="text1"/>
-            </w:tcBorders>
+          </w:p>
+        </w:tc>
+        <w:tc>
+          <w:tcPr>
+            <w:tcW w:w="1134" w:type="dxa"/>
             <w:shd w:val="clear" w:color="auto" w:fill="F7F8F9"/>
             <w:vAlign w:val="center"/>
           </w:tcPr>
@@ -15273,28 +14916,11 @@
               </w:rPr>
               <w:t>3.758</w:t>
             </w:r>
-            <w:r>
-              <w:rPr>
-                <w:color w:val="000000"/>
-                <w:sz w:val="16"/>
-              </w:rPr>
-              <w:t/>
-            </w:r>
-            <w:r>
-              <w:rPr>
-                <w:color w:val="000000"/>
-                <w:sz w:val="16"/>
-              </w:rPr>
-              <w:t/>
-            </w:r>
-          </w:p>
-        </w:tc>
-        <w:tc>
-          <w:tcPr>
-            <w:tcW w:w="1467" w:type="dxa"/>
-            <w:tcBorders>
-              <w:bottom w:val="single" w:sz="12" w:space="0" w:color="000000" w:themeColor="text1"/>
-            </w:tcBorders>
+          </w:p>
+        </w:tc>
+        <w:tc>
+          <w:tcPr>
+            <w:tcW w:w="1280" w:type="dxa"/>
             <w:shd w:val="clear" w:color="auto" w:fill="F7F8F9"/>
             <w:vAlign w:val="center"/>
           </w:tcPr>
@@ -15309,20 +14935,6 @@
                 <w:sz w:val="16"/>
               </w:rPr>
               <w:t>21.743</w:t>
-            </w:r>
-            <w:r>
-              <w:rPr>
-                <w:color w:val="000000"/>
-                <w:sz w:val="16"/>
-              </w:rPr>
-              <w:t/>
-            </w:r>
-            <w:r>
-              <w:rPr>
-                <w:color w:val="000000"/>
-                <w:sz w:val="16"/>
-              </w:rPr>
-              <w:t/>
             </w:r>
           </w:p>
         </w:tc>
@@ -15333,10 +14945,7 @@
         </w:trPr>
         <w:tc>
           <w:tcPr>
-            <w:tcW w:w="424" w:type="dxa"/>
-            <w:tcBorders>
-              <w:bottom w:val="single" w:sz="12" w:space="0" w:color="000000" w:themeColor="text1"/>
-            </w:tcBorders>
+            <w:tcW w:w="993" w:type="dxa"/>
             <w:shd w:val="clear" w:color="auto" w:fill="F7F8F9"/>
             <w:vAlign w:val="center"/>
           </w:tcPr>
@@ -15355,10 +14964,7 @@
         </w:tc>
         <w:tc>
           <w:tcPr>
-            <w:tcW w:w="1466" w:type="dxa"/>
-            <w:tcBorders>
-              <w:bottom w:val="single" w:sz="12" w:space="0" w:color="000000" w:themeColor="text1"/>
-            </w:tcBorders>
+            <w:tcW w:w="1417" w:type="dxa"/>
             <w:shd w:val="clear" w:color="auto" w:fill="F7F8F9"/>
             <w:vAlign w:val="center"/>
           </w:tcPr>
@@ -15374,28 +14980,11 @@
               </w:rPr>
               <w:t>2.346</w:t>
             </w:r>
-            <w:r>
-              <w:rPr>
-                <w:color w:val="000000"/>
-                <w:sz w:val="16"/>
-              </w:rPr>
-              <w:t/>
-            </w:r>
-            <w:r>
-              <w:rPr>
-                <w:color w:val="000000"/>
-                <w:sz w:val="16"/>
-              </w:rPr>
-              <w:t/>
-            </w:r>
-          </w:p>
-        </w:tc>
-        <w:tc>
-          <w:tcPr>
-            <w:tcW w:w="1467" w:type="dxa"/>
-            <w:tcBorders>
-              <w:bottom w:val="single" w:sz="12" w:space="0" w:color="000000" w:themeColor="text1"/>
-            </w:tcBorders>
+          </w:p>
+        </w:tc>
+        <w:tc>
+          <w:tcPr>
+            <w:tcW w:w="1134" w:type="dxa"/>
             <w:shd w:val="clear" w:color="auto" w:fill="F7F8F9"/>
             <w:vAlign w:val="center"/>
           </w:tcPr>
@@ -15411,28 +15000,11 @@
               </w:rPr>
               <w:t>2.563</w:t>
             </w:r>
-            <w:r>
-              <w:rPr>
-                <w:color w:val="000000"/>
-                <w:sz w:val="16"/>
-              </w:rPr>
-              <w:t/>
-            </w:r>
-            <w:r>
-              <w:rPr>
-                <w:color w:val="000000"/>
-                <w:sz w:val="16"/>
-              </w:rPr>
-              <w:t/>
-            </w:r>
-          </w:p>
-        </w:tc>
-        <w:tc>
-          <w:tcPr>
-            <w:tcW w:w="1467" w:type="dxa"/>
-            <w:tcBorders>
-              <w:bottom w:val="single" w:sz="12" w:space="0" w:color="000000" w:themeColor="text1"/>
-            </w:tcBorders>
+          </w:p>
+        </w:tc>
+        <w:tc>
+          <w:tcPr>
+            <w:tcW w:w="1280" w:type="dxa"/>
             <w:shd w:val="clear" w:color="auto" w:fill="F7F8F9"/>
             <w:vAlign w:val="center"/>
           </w:tcPr>
@@ -15447,20 +15019,6 @@
                 <w:sz w:val="16"/>
               </w:rPr>
               <w:t>19.043</w:t>
-            </w:r>
-            <w:r>
-              <w:rPr>
-                <w:color w:val="000000"/>
-                <w:sz w:val="16"/>
-              </w:rPr>
-              <w:t/>
-            </w:r>
-            <w:r>
-              <w:rPr>
-                <w:color w:val="000000"/>
-                <w:sz w:val="16"/>
-              </w:rPr>
-              <w:t/>
             </w:r>
           </w:p>
         </w:tc>
@@ -15471,9 +15029,9 @@
         </w:trPr>
         <w:tc>
           <w:tcPr>
-            <w:tcW w:w="424" w:type="dxa"/>
+            <w:tcW w:w="993" w:type="dxa"/>
             <w:tcBorders>
-              <w:bottom w:val="single" w:sz="12" w:space="0" w:color="000000" w:themeColor="text1"/>
+              <w:bottom w:val="single" w:sz="12" w:space="0" w:color="auto"/>
             </w:tcBorders>
             <w:shd w:val="clear" w:color="auto" w:fill="F7F8F9"/>
             <w:vAlign w:val="center"/>
@@ -15493,9 +15051,9 @@
         </w:tc>
         <w:tc>
           <w:tcPr>
-            <w:tcW w:w="1466" w:type="dxa"/>
+            <w:tcW w:w="1417" w:type="dxa"/>
             <w:tcBorders>
-              <w:bottom w:val="single" w:sz="12" w:space="0" w:color="000000" w:themeColor="text1"/>
+              <w:bottom w:val="single" w:sz="12" w:space="0" w:color="auto"/>
             </w:tcBorders>
             <w:shd w:val="clear" w:color="auto" w:fill="F7F8F9"/>
             <w:vAlign w:val="center"/>
@@ -15512,27 +15070,13 @@
               </w:rPr>
               <w:t>2.928</w:t>
             </w:r>
-            <w:r>
-              <w:rPr>
-                <w:color w:val="000000"/>
-                <w:sz w:val="16"/>
-              </w:rPr>
-              <w:t/>
-            </w:r>
-            <w:r>
-              <w:rPr>
-                <w:color w:val="000000"/>
-                <w:sz w:val="16"/>
-              </w:rPr>
-              <w:t/>
-            </w:r>
-          </w:p>
-        </w:tc>
-        <w:tc>
-          <w:tcPr>
-            <w:tcW w:w="1467" w:type="dxa"/>
+          </w:p>
+        </w:tc>
+        <w:tc>
+          <w:tcPr>
+            <w:tcW w:w="1134" w:type="dxa"/>
             <w:tcBorders>
-              <w:bottom w:val="single" w:sz="12" w:space="0" w:color="000000" w:themeColor="text1"/>
+              <w:bottom w:val="single" w:sz="12" w:space="0" w:color="auto"/>
             </w:tcBorders>
             <w:shd w:val="clear" w:color="auto" w:fill="F7F8F9"/>
             <w:vAlign w:val="center"/>
@@ -15549,27 +15093,13 @@
               </w:rPr>
               <w:t>3.207</w:t>
             </w:r>
-            <w:r>
-              <w:rPr>
-                <w:color w:val="000000"/>
-                <w:sz w:val="16"/>
-              </w:rPr>
-              <w:t/>
-            </w:r>
-            <w:r>
-              <w:rPr>
-                <w:color w:val="000000"/>
-                <w:sz w:val="16"/>
-              </w:rPr>
-              <w:t/>
-            </w:r>
-          </w:p>
-        </w:tc>
-        <w:tc>
-          <w:tcPr>
-            <w:tcW w:w="1467" w:type="dxa"/>
+          </w:p>
+        </w:tc>
+        <w:tc>
+          <w:tcPr>
+            <w:tcW w:w="1280" w:type="dxa"/>
             <w:tcBorders>
-              <w:bottom w:val="single" w:sz="12" w:space="0" w:color="000000" w:themeColor="text1"/>
+              <w:bottom w:val="single" w:sz="12" w:space="0" w:color="auto"/>
             </w:tcBorders>
             <w:shd w:val="clear" w:color="auto" w:fill="F7F8F9"/>
             <w:vAlign w:val="center"/>
@@ -15585,20 +15115,6 @@
                 <w:sz w:val="16"/>
               </w:rPr>
               <w:t>21.187</w:t>
-            </w:r>
-            <w:r>
-              <w:rPr>
-                <w:color w:val="000000"/>
-                <w:sz w:val="16"/>
-              </w:rPr>
-              <w:t/>
-            </w:r>
-            <w:r>
-              <w:rPr>
-                <w:color w:val="000000"/>
-                <w:sz w:val="16"/>
-              </w:rPr>
-              <w:t/>
             </w:r>
           </w:p>
         </w:tc>
@@ -15611,14 +15127,6 @@
       </w:pPr>
       <w:r>
         <w:t>N=1,669; 20 rollouts per patient. Jaccard, precision and recall are percentages and are computed on generated diagnoses only. All accepted rollouts are retained.</w:t>
-      </w:r>
-      <w:proofErr w:type="spellStart"/>
-      <w:r>
-        <w:t/>
-      </w:r>
-      <w:proofErr w:type="spellEnd"/>
-      <w:r>
-        <w:t xml:space="preserve"/>
       </w:r>
     </w:p>
     <w:p>
@@ -15648,10 +15156,10 @@
         <w:tblLook w:val="04A0" w:firstRow="1" w:lastRow="0" w:firstColumn="1" w:lastColumn="0" w:noHBand="0" w:noVBand="1"/>
       </w:tblPr>
       <w:tblGrid>
-        <w:gridCol w:w="424"/>
-        <w:gridCol w:w="1466"/>
-        <w:gridCol w:w="1467"/>
-        <w:gridCol w:w="1467"/>
+        <w:gridCol w:w="993"/>
+        <w:gridCol w:w="1275"/>
+        <w:gridCol w:w="1276"/>
+        <w:gridCol w:w="1280"/>
       </w:tblGrid>
       <w:tr>
         <w:trPr>
@@ -15660,7 +15168,7 @@
         </w:trPr>
         <w:tc>
           <w:tcPr>
-            <w:tcW w:w="424" w:type="dxa"/>
+            <w:tcW w:w="993" w:type="dxa"/>
             <w:tcBorders>
               <w:top w:val="single" w:sz="12" w:space="0" w:color="000000" w:themeColor="text1"/>
               <w:bottom w:val="single" w:sz="12" w:space="0" w:color="000000" w:themeColor="text1"/>
@@ -15684,7 +15192,7 @@
         </w:tc>
         <w:tc>
           <w:tcPr>
-            <w:tcW w:w="1466" w:type="dxa"/>
+            <w:tcW w:w="1275" w:type="dxa"/>
             <w:tcBorders>
               <w:top w:val="single" w:sz="12" w:space="0" w:color="000000" w:themeColor="text1"/>
               <w:bottom w:val="single" w:sz="12" w:space="0" w:color="000000" w:themeColor="text1"/>
@@ -15709,7 +15217,7 @@
         </w:tc>
         <w:tc>
           <w:tcPr>
-            <w:tcW w:w="1467" w:type="dxa"/>
+            <w:tcW w:w="1276" w:type="dxa"/>
             <w:tcBorders>
               <w:top w:val="single" w:sz="12" w:space="0" w:color="000000" w:themeColor="text1"/>
               <w:bottom w:val="single" w:sz="12" w:space="0" w:color="000000" w:themeColor="text1"/>
@@ -15734,7 +15242,7 @@
         </w:tc>
         <w:tc>
           <w:tcPr>
-            <w:tcW w:w="1467" w:type="dxa"/>
+            <w:tcW w:w="1280" w:type="dxa"/>
             <w:tcBorders>
               <w:top w:val="single" w:sz="12" w:space="0" w:color="000000" w:themeColor="text1"/>
               <w:bottom w:val="single" w:sz="12" w:space="0" w:color="000000" w:themeColor="text1"/>
@@ -15764,7 +15272,7 @@
         </w:trPr>
         <w:tc>
           <w:tcPr>
-            <w:tcW w:w="424" w:type="dxa"/>
+            <w:tcW w:w="993" w:type="dxa"/>
             <w:tcBorders>
               <w:top w:val="single" w:sz="12" w:space="0" w:color="000000" w:themeColor="text1"/>
             </w:tcBorders>
@@ -15786,7 +15294,7 @@
         </w:tc>
         <w:tc>
           <w:tcPr>
-            <w:tcW w:w="1466" w:type="dxa"/>
+            <w:tcW w:w="1275" w:type="dxa"/>
             <w:tcBorders>
               <w:top w:val="single" w:sz="12" w:space="0" w:color="000000" w:themeColor="text1"/>
             </w:tcBorders>
@@ -15805,25 +15313,11 @@
               </w:rPr>
               <w:t>10.182</w:t>
             </w:r>
-            <w:r>
-              <w:rPr>
-                <w:color w:val="000000"/>
-                <w:sz w:val="16"/>
-              </w:rPr>
-              <w:t/>
-            </w:r>
-            <w:r>
-              <w:rPr>
-                <w:color w:val="000000"/>
-                <w:sz w:val="16"/>
-              </w:rPr>
-              <w:t/>
-            </w:r>
-          </w:p>
-        </w:tc>
-        <w:tc>
-          <w:tcPr>
-            <w:tcW w:w="1467" w:type="dxa"/>
+          </w:p>
+        </w:tc>
+        <w:tc>
+          <w:tcPr>
+            <w:tcW w:w="1276" w:type="dxa"/>
             <w:tcBorders>
               <w:top w:val="single" w:sz="12" w:space="0" w:color="000000" w:themeColor="text1"/>
             </w:tcBorders>
@@ -15842,25 +15336,11 @@
               </w:rPr>
               <w:t>8.980</w:t>
             </w:r>
-            <w:r>
-              <w:rPr>
-                <w:color w:val="000000"/>
-                <w:sz w:val="16"/>
-              </w:rPr>
-              <w:t/>
-            </w:r>
-            <w:r>
-              <w:rPr>
-                <w:color w:val="000000"/>
-                <w:sz w:val="16"/>
-              </w:rPr>
-              <w:t/>
-            </w:r>
-          </w:p>
-        </w:tc>
-        <w:tc>
-          <w:tcPr>
-            <w:tcW w:w="1467" w:type="dxa"/>
+          </w:p>
+        </w:tc>
+        <w:tc>
+          <w:tcPr>
+            <w:tcW w:w="1280" w:type="dxa"/>
             <w:tcBorders>
               <w:top w:val="single" w:sz="12" w:space="0" w:color="000000" w:themeColor="text1"/>
             </w:tcBorders>
@@ -15878,20 +15358,6 @@
                 <w:sz w:val="16"/>
               </w:rPr>
               <w:t>0.9509</w:t>
-            </w:r>
-            <w:r>
-              <w:rPr>
-                <w:color w:val="000000"/>
-                <w:sz w:val="16"/>
-              </w:rPr>
-              <w:t/>
-            </w:r>
-            <w:r>
-              <w:rPr>
-                <w:color w:val="000000"/>
-                <w:sz w:val="16"/>
-              </w:rPr>
-              <w:t/>
             </w:r>
           </w:p>
         </w:tc>
@@ -15902,7 +15368,7 @@
         </w:trPr>
         <w:tc>
           <w:tcPr>
-            <w:tcW w:w="424" w:type="dxa"/>
+            <w:tcW w:w="993" w:type="dxa"/>
             <w:shd w:val="clear" w:color="auto" w:fill="F7F8F9"/>
             <w:vAlign w:val="center"/>
           </w:tcPr>
@@ -15921,7 +15387,7 @@
         </w:tc>
         <w:tc>
           <w:tcPr>
-            <w:tcW w:w="1466" w:type="dxa"/>
+            <w:tcW w:w="1275" w:type="dxa"/>
             <w:shd w:val="clear" w:color="auto" w:fill="F7F8F9"/>
             <w:vAlign w:val="center"/>
           </w:tcPr>
@@ -15937,25 +15403,11 @@
               </w:rPr>
               <w:t>4.390</w:t>
             </w:r>
-            <w:r>
-              <w:rPr>
-                <w:color w:val="000000"/>
-                <w:sz w:val="16"/>
-              </w:rPr>
-              <w:t/>
-            </w:r>
-            <w:r>
-              <w:rPr>
-                <w:color w:val="000000"/>
-                <w:sz w:val="16"/>
-              </w:rPr>
-              <w:t/>
-            </w:r>
-          </w:p>
-        </w:tc>
-        <w:tc>
-          <w:tcPr>
-            <w:tcW w:w="1467" w:type="dxa"/>
+          </w:p>
+        </w:tc>
+        <w:tc>
+          <w:tcPr>
+            <w:tcW w:w="1276" w:type="dxa"/>
             <w:shd w:val="clear" w:color="auto" w:fill="F7F8F9"/>
             <w:vAlign w:val="center"/>
           </w:tcPr>
@@ -15971,25 +15423,11 @@
               </w:rPr>
               <w:t>3.869</w:t>
             </w:r>
-            <w:r>
-              <w:rPr>
-                <w:color w:val="000000"/>
-                <w:sz w:val="16"/>
-              </w:rPr>
-              <w:t/>
-            </w:r>
-            <w:r>
-              <w:rPr>
-                <w:color w:val="000000"/>
-                <w:sz w:val="16"/>
-              </w:rPr>
-              <w:t/>
-            </w:r>
-          </w:p>
-        </w:tc>
-        <w:tc>
-          <w:tcPr>
-            <w:tcW w:w="1467" w:type="dxa"/>
+          </w:p>
+        </w:tc>
+        <w:tc>
+          <w:tcPr>
+            <w:tcW w:w="1280" w:type="dxa"/>
             <w:shd w:val="clear" w:color="auto" w:fill="F7F8F9"/>
             <w:vAlign w:val="center"/>
           </w:tcPr>
@@ -16004,20 +15442,6 @@
                 <w:sz w:val="16"/>
               </w:rPr>
               <w:t>0.9343</w:t>
-            </w:r>
-            <w:r>
-              <w:rPr>
-                <w:color w:val="000000"/>
-                <w:sz w:val="16"/>
-              </w:rPr>
-              <w:t/>
-            </w:r>
-            <w:r>
-              <w:rPr>
-                <w:color w:val="000000"/>
-                <w:sz w:val="16"/>
-              </w:rPr>
-              <w:t/>
             </w:r>
           </w:p>
         </w:tc>
@@ -16028,7 +15452,7 @@
         </w:trPr>
         <w:tc>
           <w:tcPr>
-            <w:tcW w:w="424" w:type="dxa"/>
+            <w:tcW w:w="993" w:type="dxa"/>
             <w:shd w:val="clear" w:color="auto" w:fill="FFFFFF"/>
             <w:vAlign w:val="center"/>
           </w:tcPr>
@@ -16047,7 +15471,7 @@
         </w:tc>
         <w:tc>
           <w:tcPr>
-            <w:tcW w:w="1466" w:type="dxa"/>
+            <w:tcW w:w="1275" w:type="dxa"/>
             <w:shd w:val="clear" w:color="auto" w:fill="FFFFFF"/>
             <w:vAlign w:val="center"/>
           </w:tcPr>
@@ -16063,25 +15487,11 @@
               </w:rPr>
               <w:t>9.999</w:t>
             </w:r>
-            <w:r>
-              <w:rPr>
-                <w:color w:val="000000"/>
-                <w:sz w:val="16"/>
-              </w:rPr>
-              <w:t/>
-            </w:r>
-            <w:r>
-              <w:rPr>
-                <w:color w:val="000000"/>
-                <w:sz w:val="16"/>
-              </w:rPr>
-              <w:t/>
-            </w:r>
-          </w:p>
-        </w:tc>
-        <w:tc>
-          <w:tcPr>
-            <w:tcW w:w="1467" w:type="dxa"/>
+          </w:p>
+        </w:tc>
+        <w:tc>
+          <w:tcPr>
+            <w:tcW w:w="1276" w:type="dxa"/>
             <w:shd w:val="clear" w:color="auto" w:fill="FFFFFF"/>
             <w:vAlign w:val="center"/>
           </w:tcPr>
@@ -16097,25 +15507,11 @@
               </w:rPr>
               <w:t>8.045</w:t>
             </w:r>
-            <w:r>
-              <w:rPr>
-                <w:color w:val="000000"/>
-                <w:sz w:val="16"/>
-              </w:rPr>
-              <w:t/>
-            </w:r>
-            <w:r>
-              <w:rPr>
-                <w:color w:val="000000"/>
-                <w:sz w:val="16"/>
-              </w:rPr>
-              <w:t/>
-            </w:r>
-          </w:p>
-        </w:tc>
-        <w:tc>
-          <w:tcPr>
-            <w:tcW w:w="1467" w:type="dxa"/>
+          </w:p>
+        </w:tc>
+        <w:tc>
+          <w:tcPr>
+            <w:tcW w:w="1280" w:type="dxa"/>
             <w:shd w:val="clear" w:color="auto" w:fill="FFFFFF"/>
             <w:vAlign w:val="center"/>
           </w:tcPr>
@@ -16130,20 +15526,6 @@
                 <w:sz w:val="16"/>
               </w:rPr>
               <w:t>0.9816</w:t>
-            </w:r>
-            <w:r>
-              <w:rPr>
-                <w:color w:val="000000"/>
-                <w:sz w:val="16"/>
-              </w:rPr>
-              <w:t/>
-            </w:r>
-            <w:r>
-              <w:rPr>
-                <w:color w:val="000000"/>
-                <w:sz w:val="16"/>
-              </w:rPr>
-              <w:t/>
             </w:r>
           </w:p>
         </w:tc>
@@ -16154,10 +15536,7 @@
         </w:trPr>
         <w:tc>
           <w:tcPr>
-            <w:tcW w:w="424" w:type="dxa"/>
-            <w:tcBorders>
-              <w:bottom w:val="single" w:sz="12" w:space="0" w:color="000000" w:themeColor="text1"/>
-            </w:tcBorders>
+            <w:tcW w:w="993" w:type="dxa"/>
             <w:shd w:val="clear" w:color="auto" w:fill="F7F8F9"/>
             <w:vAlign w:val="center"/>
           </w:tcPr>
@@ -16176,10 +15555,7 @@
         </w:tc>
         <w:tc>
           <w:tcPr>
-            <w:tcW w:w="1466" w:type="dxa"/>
-            <w:tcBorders>
-              <w:bottom w:val="single" w:sz="12" w:space="0" w:color="000000" w:themeColor="text1"/>
-            </w:tcBorders>
+            <w:tcW w:w="1275" w:type="dxa"/>
             <w:shd w:val="clear" w:color="auto" w:fill="F7F8F9"/>
             <w:vAlign w:val="center"/>
           </w:tcPr>
@@ -16195,28 +15571,11 @@
               </w:rPr>
               <w:t>30.000</w:t>
             </w:r>
-            <w:r>
-              <w:rPr>
-                <w:color w:val="000000"/>
-                <w:sz w:val="16"/>
-              </w:rPr>
-              <w:t/>
-            </w:r>
-            <w:r>
-              <w:rPr>
-                <w:color w:val="000000"/>
-                <w:sz w:val="16"/>
-              </w:rPr>
-              <w:t/>
-            </w:r>
-          </w:p>
-        </w:tc>
-        <w:tc>
-          <w:tcPr>
-            <w:tcW w:w="1467" w:type="dxa"/>
-            <w:tcBorders>
-              <w:bottom w:val="single" w:sz="12" w:space="0" w:color="000000" w:themeColor="text1"/>
-            </w:tcBorders>
+          </w:p>
+        </w:tc>
+        <w:tc>
+          <w:tcPr>
+            <w:tcW w:w="1276" w:type="dxa"/>
             <w:shd w:val="clear" w:color="auto" w:fill="F7F8F9"/>
             <w:vAlign w:val="center"/>
           </w:tcPr>
@@ -16232,28 +15591,11 @@
               </w:rPr>
               <w:t>27.571</w:t>
             </w:r>
-            <w:r>
-              <w:rPr>
-                <w:color w:val="000000"/>
-                <w:sz w:val="16"/>
-              </w:rPr>
-              <w:t/>
-            </w:r>
-            <w:r>
-              <w:rPr>
-                <w:color w:val="000000"/>
-                <w:sz w:val="16"/>
-              </w:rPr>
-              <w:t/>
-            </w:r>
-          </w:p>
-        </w:tc>
-        <w:tc>
-          <w:tcPr>
-            <w:tcW w:w="1467" w:type="dxa"/>
-            <w:tcBorders>
-              <w:bottom w:val="single" w:sz="12" w:space="0" w:color="000000" w:themeColor="text1"/>
-            </w:tcBorders>
+          </w:p>
+        </w:tc>
+        <w:tc>
+          <w:tcPr>
+            <w:tcW w:w="1280" w:type="dxa"/>
             <w:shd w:val="clear" w:color="auto" w:fill="F7F8F9"/>
             <w:vAlign w:val="center"/>
           </w:tcPr>
@@ -16268,20 +15610,6 @@
                 <w:sz w:val="16"/>
               </w:rPr>
               <w:t>0.9823</w:t>
-            </w:r>
-            <w:r>
-              <w:rPr>
-                <w:color w:val="000000"/>
-                <w:sz w:val="16"/>
-              </w:rPr>
-              <w:t/>
-            </w:r>
-            <w:r>
-              <w:rPr>
-                <w:color w:val="000000"/>
-                <w:sz w:val="16"/>
-              </w:rPr>
-              <w:t/>
             </w:r>
           </w:p>
         </w:tc>
@@ -16292,10 +15620,7 @@
         </w:trPr>
         <w:tc>
           <w:tcPr>
-            <w:tcW w:w="424" w:type="dxa"/>
-            <w:tcBorders>
-              <w:bottom w:val="single" w:sz="12" w:space="0" w:color="000000" w:themeColor="text1"/>
-            </w:tcBorders>
+            <w:tcW w:w="993" w:type="dxa"/>
             <w:shd w:val="clear" w:color="auto" w:fill="F7F8F9"/>
             <w:vAlign w:val="center"/>
           </w:tcPr>
@@ -16314,10 +15639,7 @@
         </w:tc>
         <w:tc>
           <w:tcPr>
-            <w:tcW w:w="1466" w:type="dxa"/>
-            <w:tcBorders>
-              <w:bottom w:val="single" w:sz="12" w:space="0" w:color="000000" w:themeColor="text1"/>
-            </w:tcBorders>
+            <w:tcW w:w="1275" w:type="dxa"/>
             <w:shd w:val="clear" w:color="auto" w:fill="F7F8F9"/>
             <w:vAlign w:val="center"/>
           </w:tcPr>
@@ -16333,28 +15655,11 @@
               </w:rPr>
               <w:t>30.000</w:t>
             </w:r>
-            <w:r>
-              <w:rPr>
-                <w:color w:val="000000"/>
-                <w:sz w:val="16"/>
-              </w:rPr>
-              <w:t/>
-            </w:r>
-            <w:r>
-              <w:rPr>
-                <w:color w:val="000000"/>
-                <w:sz w:val="16"/>
-              </w:rPr>
-              <w:t/>
-            </w:r>
-          </w:p>
-        </w:tc>
-        <w:tc>
-          <w:tcPr>
-            <w:tcW w:w="1467" w:type="dxa"/>
-            <w:tcBorders>
-              <w:bottom w:val="single" w:sz="12" w:space="0" w:color="000000" w:themeColor="text1"/>
-            </w:tcBorders>
+          </w:p>
+        </w:tc>
+        <w:tc>
+          <w:tcPr>
+            <w:tcW w:w="1276" w:type="dxa"/>
             <w:shd w:val="clear" w:color="auto" w:fill="F7F8F9"/>
             <w:vAlign w:val="center"/>
           </w:tcPr>
@@ -16370,28 +15675,11 @@
               </w:rPr>
               <w:t>27.571</w:t>
             </w:r>
-            <w:r>
-              <w:rPr>
-                <w:color w:val="000000"/>
-                <w:sz w:val="16"/>
-              </w:rPr>
-              <w:t/>
-            </w:r>
-            <w:r>
-              <w:rPr>
-                <w:color w:val="000000"/>
-                <w:sz w:val="16"/>
-              </w:rPr>
-              <w:t/>
-            </w:r>
-          </w:p>
-        </w:tc>
-        <w:tc>
-          <w:tcPr>
-            <w:tcW w:w="1467" w:type="dxa"/>
-            <w:tcBorders>
-              <w:bottom w:val="single" w:sz="12" w:space="0" w:color="000000" w:themeColor="text1"/>
-            </w:tcBorders>
+          </w:p>
+        </w:tc>
+        <w:tc>
+          <w:tcPr>
+            <w:tcW w:w="1280" w:type="dxa"/>
             <w:shd w:val="clear" w:color="auto" w:fill="F7F8F9"/>
             <w:vAlign w:val="center"/>
           </w:tcPr>
@@ -16406,20 +15694,6 @@
                 <w:sz w:val="16"/>
               </w:rPr>
               <w:t>0.9828</w:t>
-            </w:r>
-            <w:r>
-              <w:rPr>
-                <w:color w:val="000000"/>
-                <w:sz w:val="16"/>
-              </w:rPr>
-              <w:t/>
-            </w:r>
-            <w:r>
-              <w:rPr>
-                <w:color w:val="000000"/>
-                <w:sz w:val="16"/>
-              </w:rPr>
-              <w:t/>
             </w:r>
           </w:p>
         </w:tc>
@@ -16430,10 +15704,7 @@
         </w:trPr>
         <w:tc>
           <w:tcPr>
-            <w:tcW w:w="424" w:type="dxa"/>
-            <w:tcBorders>
-              <w:bottom w:val="single" w:sz="12" w:space="0" w:color="000000" w:themeColor="text1"/>
-            </w:tcBorders>
+            <w:tcW w:w="993" w:type="dxa"/>
             <w:shd w:val="clear" w:color="auto" w:fill="F7F8F9"/>
             <w:vAlign w:val="center"/>
           </w:tcPr>
@@ -16452,10 +15723,7 @@
         </w:tc>
         <w:tc>
           <w:tcPr>
-            <w:tcW w:w="1466" w:type="dxa"/>
-            <w:tcBorders>
-              <w:bottom w:val="single" w:sz="12" w:space="0" w:color="000000" w:themeColor="text1"/>
-            </w:tcBorders>
+            <w:tcW w:w="1275" w:type="dxa"/>
             <w:shd w:val="clear" w:color="auto" w:fill="F7F8F9"/>
             <w:vAlign w:val="center"/>
           </w:tcPr>
@@ -16471,28 +15739,11 @@
               </w:rPr>
               <w:t>30.000</w:t>
             </w:r>
-            <w:r>
-              <w:rPr>
-                <w:color w:val="000000"/>
-                <w:sz w:val="16"/>
-              </w:rPr>
-              <w:t/>
-            </w:r>
-            <w:r>
-              <w:rPr>
-                <w:color w:val="000000"/>
-                <w:sz w:val="16"/>
-              </w:rPr>
-              <w:t/>
-            </w:r>
-          </w:p>
-        </w:tc>
-        <w:tc>
-          <w:tcPr>
-            <w:tcW w:w="1467" w:type="dxa"/>
-            <w:tcBorders>
-              <w:bottom w:val="single" w:sz="12" w:space="0" w:color="000000" w:themeColor="text1"/>
-            </w:tcBorders>
+          </w:p>
+        </w:tc>
+        <w:tc>
+          <w:tcPr>
+            <w:tcW w:w="1276" w:type="dxa"/>
             <w:shd w:val="clear" w:color="auto" w:fill="F7F8F9"/>
             <w:vAlign w:val="center"/>
           </w:tcPr>
@@ -16508,28 +15759,11 @@
               </w:rPr>
               <w:t>27.571</w:t>
             </w:r>
-            <w:r>
-              <w:rPr>
-                <w:color w:val="000000"/>
-                <w:sz w:val="16"/>
-              </w:rPr>
-              <w:t/>
-            </w:r>
-            <w:r>
-              <w:rPr>
-                <w:color w:val="000000"/>
-                <w:sz w:val="16"/>
-              </w:rPr>
-              <w:t/>
-            </w:r>
-          </w:p>
-        </w:tc>
-        <w:tc>
-          <w:tcPr>
-            <w:tcW w:w="1467" w:type="dxa"/>
-            <w:tcBorders>
-              <w:bottom w:val="single" w:sz="12" w:space="0" w:color="000000" w:themeColor="text1"/>
-            </w:tcBorders>
+          </w:p>
+        </w:tc>
+        <w:tc>
+          <w:tcPr>
+            <w:tcW w:w="1280" w:type="dxa"/>
             <w:shd w:val="clear" w:color="auto" w:fill="F7F8F9"/>
             <w:vAlign w:val="center"/>
           </w:tcPr>
@@ -16544,20 +15778,6 @@
                 <w:sz w:val="16"/>
               </w:rPr>
               <w:t>0.9840</w:t>
-            </w:r>
-            <w:r>
-              <w:rPr>
-                <w:color w:val="000000"/>
-                <w:sz w:val="16"/>
-              </w:rPr>
-              <w:t/>
-            </w:r>
-            <w:r>
-              <w:rPr>
-                <w:color w:val="000000"/>
-                <w:sz w:val="16"/>
-              </w:rPr>
-              <w:t/>
             </w:r>
           </w:p>
         </w:tc>
@@ -16568,10 +15788,7 @@
         </w:trPr>
         <w:tc>
           <w:tcPr>
-            <w:tcW w:w="424" w:type="dxa"/>
-            <w:tcBorders>
-              <w:bottom w:val="single" w:sz="12" w:space="0" w:color="000000" w:themeColor="text1"/>
-            </w:tcBorders>
+            <w:tcW w:w="993" w:type="dxa"/>
             <w:shd w:val="clear" w:color="auto" w:fill="F7F8F9"/>
             <w:vAlign w:val="center"/>
           </w:tcPr>
@@ -16590,10 +15807,7 @@
         </w:tc>
         <w:tc>
           <w:tcPr>
-            <w:tcW w:w="1466" w:type="dxa"/>
-            <w:tcBorders>
-              <w:bottom w:val="single" w:sz="12" w:space="0" w:color="000000" w:themeColor="text1"/>
-            </w:tcBorders>
+            <w:tcW w:w="1275" w:type="dxa"/>
             <w:shd w:val="clear" w:color="auto" w:fill="F7F8F9"/>
             <w:vAlign w:val="center"/>
           </w:tcPr>
@@ -16609,28 +15823,11 @@
               </w:rPr>
               <w:t>30.000</w:t>
             </w:r>
-            <w:r>
-              <w:rPr>
-                <w:color w:val="000000"/>
-                <w:sz w:val="16"/>
-              </w:rPr>
-              <w:t/>
-            </w:r>
-            <w:r>
-              <w:rPr>
-                <w:color w:val="000000"/>
-                <w:sz w:val="16"/>
-              </w:rPr>
-              <w:t/>
-            </w:r>
-          </w:p>
-        </w:tc>
-        <w:tc>
-          <w:tcPr>
-            <w:tcW w:w="1467" w:type="dxa"/>
-            <w:tcBorders>
-              <w:bottom w:val="single" w:sz="12" w:space="0" w:color="000000" w:themeColor="text1"/>
-            </w:tcBorders>
+          </w:p>
+        </w:tc>
+        <w:tc>
+          <w:tcPr>
+            <w:tcW w:w="1276" w:type="dxa"/>
             <w:shd w:val="clear" w:color="auto" w:fill="F7F8F9"/>
             <w:vAlign w:val="center"/>
           </w:tcPr>
@@ -16646,28 +15843,11 @@
               </w:rPr>
               <w:t>27.571</w:t>
             </w:r>
-            <w:r>
-              <w:rPr>
-                <w:color w:val="000000"/>
-                <w:sz w:val="16"/>
-              </w:rPr>
-              <w:t/>
-            </w:r>
-            <w:r>
-              <w:rPr>
-                <w:color w:val="000000"/>
-                <w:sz w:val="16"/>
-              </w:rPr>
-              <w:t/>
-            </w:r>
-          </w:p>
-        </w:tc>
-        <w:tc>
-          <w:tcPr>
-            <w:tcW w:w="1467" w:type="dxa"/>
-            <w:tcBorders>
-              <w:bottom w:val="single" w:sz="12" w:space="0" w:color="000000" w:themeColor="text1"/>
-            </w:tcBorders>
+          </w:p>
+        </w:tc>
+        <w:tc>
+          <w:tcPr>
+            <w:tcW w:w="1280" w:type="dxa"/>
             <w:shd w:val="clear" w:color="auto" w:fill="F7F8F9"/>
             <w:vAlign w:val="center"/>
           </w:tcPr>
@@ -16682,20 +15862,6 @@
                 <w:sz w:val="16"/>
               </w:rPr>
               <w:t>0.9829</w:t>
-            </w:r>
-            <w:r>
-              <w:rPr>
-                <w:color w:val="000000"/>
-                <w:sz w:val="16"/>
-              </w:rPr>
-              <w:t/>
-            </w:r>
-            <w:r>
-              <w:rPr>
-                <w:color w:val="000000"/>
-                <w:sz w:val="16"/>
-              </w:rPr>
-              <w:t/>
             </w:r>
           </w:p>
         </w:tc>
@@ -16706,10 +15872,7 @@
         </w:trPr>
         <w:tc>
           <w:tcPr>
-            <w:tcW w:w="424" w:type="dxa"/>
-            <w:tcBorders>
-              <w:bottom w:val="single" w:sz="12" w:space="0" w:color="000000" w:themeColor="text1"/>
-            </w:tcBorders>
+            <w:tcW w:w="993" w:type="dxa"/>
             <w:shd w:val="clear" w:color="auto" w:fill="F7F8F9"/>
             <w:vAlign w:val="center"/>
           </w:tcPr>
@@ -16728,10 +15891,7 @@
         </w:tc>
         <w:tc>
           <w:tcPr>
-            <w:tcW w:w="1466" w:type="dxa"/>
-            <w:tcBorders>
-              <w:bottom w:val="single" w:sz="12" w:space="0" w:color="000000" w:themeColor="text1"/>
-            </w:tcBorders>
+            <w:tcW w:w="1275" w:type="dxa"/>
             <w:shd w:val="clear" w:color="auto" w:fill="F7F8F9"/>
             <w:vAlign w:val="center"/>
           </w:tcPr>
@@ -16747,28 +15907,11 @@
               </w:rPr>
               <w:t>30.000</w:t>
             </w:r>
-            <w:r>
-              <w:rPr>
-                <w:color w:val="000000"/>
-                <w:sz w:val="16"/>
-              </w:rPr>
-              <w:t/>
-            </w:r>
-            <w:r>
-              <w:rPr>
-                <w:color w:val="000000"/>
-                <w:sz w:val="16"/>
-              </w:rPr>
-              <w:t/>
-            </w:r>
-          </w:p>
-        </w:tc>
-        <w:tc>
-          <w:tcPr>
-            <w:tcW w:w="1467" w:type="dxa"/>
-            <w:tcBorders>
-              <w:bottom w:val="single" w:sz="12" w:space="0" w:color="000000" w:themeColor="text1"/>
-            </w:tcBorders>
+          </w:p>
+        </w:tc>
+        <w:tc>
+          <w:tcPr>
+            <w:tcW w:w="1276" w:type="dxa"/>
             <w:shd w:val="clear" w:color="auto" w:fill="F7F8F9"/>
             <w:vAlign w:val="center"/>
           </w:tcPr>
@@ -16784,28 +15927,11 @@
               </w:rPr>
               <w:t>27.571</w:t>
             </w:r>
-            <w:r>
-              <w:rPr>
-                <w:color w:val="000000"/>
-                <w:sz w:val="16"/>
-              </w:rPr>
-              <w:t/>
-            </w:r>
-            <w:r>
-              <w:rPr>
-                <w:color w:val="000000"/>
-                <w:sz w:val="16"/>
-              </w:rPr>
-              <w:t/>
-            </w:r>
-          </w:p>
-        </w:tc>
-        <w:tc>
-          <w:tcPr>
-            <w:tcW w:w="1467" w:type="dxa"/>
-            <w:tcBorders>
-              <w:bottom w:val="single" w:sz="12" w:space="0" w:color="000000" w:themeColor="text1"/>
-            </w:tcBorders>
+          </w:p>
+        </w:tc>
+        <w:tc>
+          <w:tcPr>
+            <w:tcW w:w="1280" w:type="dxa"/>
             <w:shd w:val="clear" w:color="auto" w:fill="F7F8F9"/>
             <w:vAlign w:val="center"/>
           </w:tcPr>
@@ -16820,20 +15946,6 @@
                 <w:sz w:val="16"/>
               </w:rPr>
               <w:t>0.9854</w:t>
-            </w:r>
-            <w:r>
-              <w:rPr>
-                <w:color w:val="000000"/>
-                <w:sz w:val="16"/>
-              </w:rPr>
-              <w:t/>
-            </w:r>
-            <w:r>
-              <w:rPr>
-                <w:color w:val="000000"/>
-                <w:sz w:val="16"/>
-              </w:rPr>
-              <w:t/>
             </w:r>
           </w:p>
         </w:tc>
@@ -16844,9 +15956,9 @@
         </w:trPr>
         <w:tc>
           <w:tcPr>
-            <w:tcW w:w="424" w:type="dxa"/>
+            <w:tcW w:w="993" w:type="dxa"/>
             <w:tcBorders>
-              <w:bottom w:val="single" w:sz="12" w:space="0" w:color="000000" w:themeColor="text1"/>
+              <w:bottom w:val="single" w:sz="12" w:space="0" w:color="auto"/>
             </w:tcBorders>
             <w:shd w:val="clear" w:color="auto" w:fill="F7F8F9"/>
             <w:vAlign w:val="center"/>
@@ -16866,9 +15978,9 @@
         </w:tc>
         <w:tc>
           <w:tcPr>
-            <w:tcW w:w="1466" w:type="dxa"/>
+            <w:tcW w:w="1275" w:type="dxa"/>
             <w:tcBorders>
-              <w:bottom w:val="single" w:sz="12" w:space="0" w:color="000000" w:themeColor="text1"/>
+              <w:bottom w:val="single" w:sz="12" w:space="0" w:color="auto"/>
             </w:tcBorders>
             <w:shd w:val="clear" w:color="auto" w:fill="F7F8F9"/>
             <w:vAlign w:val="center"/>
@@ -16885,27 +15997,13 @@
               </w:rPr>
               <w:t>30.000</w:t>
             </w:r>
-            <w:r>
-              <w:rPr>
-                <w:color w:val="000000"/>
-                <w:sz w:val="16"/>
-              </w:rPr>
-              <w:t/>
-            </w:r>
-            <w:r>
-              <w:rPr>
-                <w:color w:val="000000"/>
-                <w:sz w:val="16"/>
-              </w:rPr>
-              <w:t/>
-            </w:r>
-          </w:p>
-        </w:tc>
-        <w:tc>
-          <w:tcPr>
-            <w:tcW w:w="1467" w:type="dxa"/>
+          </w:p>
+        </w:tc>
+        <w:tc>
+          <w:tcPr>
+            <w:tcW w:w="1276" w:type="dxa"/>
             <w:tcBorders>
-              <w:bottom w:val="single" w:sz="12" w:space="0" w:color="000000" w:themeColor="text1"/>
+              <w:bottom w:val="single" w:sz="12" w:space="0" w:color="auto"/>
             </w:tcBorders>
             <w:shd w:val="clear" w:color="auto" w:fill="F7F8F9"/>
             <w:vAlign w:val="center"/>
@@ -16922,27 +16020,13 @@
               </w:rPr>
               <w:t>27.571</w:t>
             </w:r>
-            <w:r>
-              <w:rPr>
-                <w:color w:val="000000"/>
-                <w:sz w:val="16"/>
-              </w:rPr>
-              <w:t/>
-            </w:r>
-            <w:r>
-              <w:rPr>
-                <w:color w:val="000000"/>
-                <w:sz w:val="16"/>
-              </w:rPr>
-              <w:t/>
-            </w:r>
-          </w:p>
-        </w:tc>
-        <w:tc>
-          <w:tcPr>
-            <w:tcW w:w="1467" w:type="dxa"/>
+          </w:p>
+        </w:tc>
+        <w:tc>
+          <w:tcPr>
+            <w:tcW w:w="1280" w:type="dxa"/>
             <w:tcBorders>
-              <w:bottom w:val="single" w:sz="12" w:space="0" w:color="000000" w:themeColor="text1"/>
+              <w:bottom w:val="single" w:sz="12" w:space="0" w:color="auto"/>
             </w:tcBorders>
             <w:shd w:val="clear" w:color="auto" w:fill="F7F8F9"/>
             <w:vAlign w:val="center"/>
@@ -16958,20 +16042,6 @@
                 <w:sz w:val="16"/>
               </w:rPr>
               <w:t>0.9836</w:t>
-            </w:r>
-            <w:r>
-              <w:rPr>
-                <w:color w:val="000000"/>
-                <w:sz w:val="16"/>
-              </w:rPr>
-              <w:t/>
-            </w:r>
-            <w:r>
-              <w:rPr>
-                <w:color w:val="000000"/>
-                <w:sz w:val="16"/>
-              </w:rPr>
-              <w:t/>
             </w:r>
           </w:p>
         </w:tc>
@@ -16984,14 +16054,6 @@
       </w:pPr>
       <w:r>
         <w:t>Length counts repeated diagnoses. Diagnosis-only baselines without a native stopping rule reach the 30-diagnosis computation limit, so generated length is not itself a favorable-direction score; the longer outputs of GPT, BERT, ETHOS, Med-BERT, TrajGPT and TCF reflect that limit rather than superior content.</w:t>
-      </w:r>
-      <w:proofErr w:type="spellStart"/>
-      <w:r>
-        <w:t/>
-      </w:r>
-      <w:proofErr w:type="spellEnd"/>
-      <w:r>
-        <w:t xml:space="preserve"/>
       </w:r>
     </w:p>
     <w:p>
@@ -17021,10 +16083,10 @@
         <w:tblLook w:val="04A0" w:firstRow="1" w:lastRow="0" w:firstColumn="1" w:lastColumn="0" w:noHBand="0" w:noVBand="1"/>
       </w:tblPr>
       <w:tblGrid>
-        <w:gridCol w:w="424"/>
-        <w:gridCol w:w="1466"/>
-        <w:gridCol w:w="1467"/>
-        <w:gridCol w:w="1467"/>
+        <w:gridCol w:w="993"/>
+        <w:gridCol w:w="1275"/>
+        <w:gridCol w:w="1276"/>
+        <w:gridCol w:w="1280"/>
       </w:tblGrid>
       <w:tr>
         <w:trPr>
@@ -17033,7 +16095,7 @@
         </w:trPr>
         <w:tc>
           <w:tcPr>
-            <w:tcW w:w="424" w:type="dxa"/>
+            <w:tcW w:w="993" w:type="dxa"/>
             <w:tcBorders>
               <w:top w:val="single" w:sz="12" w:space="0" w:color="000000" w:themeColor="text1"/>
               <w:bottom w:val="single" w:sz="12" w:space="0" w:color="000000" w:themeColor="text1"/>
@@ -17057,7 +16119,7 @@
         </w:tc>
         <w:tc>
           <w:tcPr>
-            <w:tcW w:w="1466" w:type="dxa"/>
+            <w:tcW w:w="1275" w:type="dxa"/>
             <w:tcBorders>
               <w:top w:val="single" w:sz="12" w:space="0" w:color="000000" w:themeColor="text1"/>
               <w:bottom w:val="single" w:sz="12" w:space="0" w:color="000000" w:themeColor="text1"/>
@@ -17082,7 +16144,7 @@
         </w:tc>
         <w:tc>
           <w:tcPr>
-            <w:tcW w:w="1467" w:type="dxa"/>
+            <w:tcW w:w="1276" w:type="dxa"/>
             <w:tcBorders>
               <w:top w:val="single" w:sz="12" w:space="0" w:color="000000" w:themeColor="text1"/>
               <w:bottom w:val="single" w:sz="12" w:space="0" w:color="000000" w:themeColor="text1"/>
@@ -17107,7 +16169,7 @@
         </w:tc>
         <w:tc>
           <w:tcPr>
-            <w:tcW w:w="1467" w:type="dxa"/>
+            <w:tcW w:w="1280" w:type="dxa"/>
             <w:tcBorders>
               <w:top w:val="single" w:sz="12" w:space="0" w:color="000000" w:themeColor="text1"/>
               <w:bottom w:val="single" w:sz="12" w:space="0" w:color="000000" w:themeColor="text1"/>
@@ -17137,7 +16199,7 @@
         </w:trPr>
         <w:tc>
           <w:tcPr>
-            <w:tcW w:w="424" w:type="dxa"/>
+            <w:tcW w:w="993" w:type="dxa"/>
             <w:tcBorders>
               <w:top w:val="single" w:sz="12" w:space="0" w:color="000000" w:themeColor="text1"/>
             </w:tcBorders>
@@ -17159,7 +16221,7 @@
         </w:tc>
         <w:tc>
           <w:tcPr>
-            <w:tcW w:w="1466" w:type="dxa"/>
+            <w:tcW w:w="1275" w:type="dxa"/>
             <w:tcBorders>
               <w:top w:val="single" w:sz="12" w:space="0" w:color="000000" w:themeColor="text1"/>
             </w:tcBorders>
@@ -17178,25 +16240,11 @@
               </w:rPr>
               <w:t>2.626</w:t>
             </w:r>
-            <w:r>
-              <w:rPr>
-                <w:color w:val="000000"/>
-                <w:sz w:val="16"/>
-              </w:rPr>
-              <w:t/>
-            </w:r>
-            <w:r>
-              <w:rPr>
-                <w:color w:val="000000"/>
-                <w:sz w:val="16"/>
-              </w:rPr>
-              <w:t/>
-            </w:r>
-          </w:p>
-        </w:tc>
-        <w:tc>
-          <w:tcPr>
-            <w:tcW w:w="1467" w:type="dxa"/>
+          </w:p>
+        </w:tc>
+        <w:tc>
+          <w:tcPr>
+            <w:tcW w:w="1276" w:type="dxa"/>
             <w:tcBorders>
               <w:top w:val="single" w:sz="12" w:space="0" w:color="000000" w:themeColor="text1"/>
             </w:tcBorders>
@@ -17215,25 +16263,11 @@
               </w:rPr>
               <w:t>3.747</w:t>
             </w:r>
-            <w:r>
-              <w:rPr>
-                <w:color w:val="000000"/>
-                <w:sz w:val="16"/>
-              </w:rPr>
-              <w:t/>
-            </w:r>
-            <w:r>
-              <w:rPr>
-                <w:color w:val="000000"/>
-                <w:sz w:val="16"/>
-              </w:rPr>
-              <w:t/>
-            </w:r>
-          </w:p>
-        </w:tc>
-        <w:tc>
-          <w:tcPr>
-            <w:tcW w:w="1467" w:type="dxa"/>
+          </w:p>
+        </w:tc>
+        <w:tc>
+          <w:tcPr>
+            <w:tcW w:w="1280" w:type="dxa"/>
             <w:tcBorders>
               <w:top w:val="single" w:sz="12" w:space="0" w:color="000000" w:themeColor="text1"/>
             </w:tcBorders>
@@ -17251,20 +16285,6 @@
                 <w:sz w:val="16"/>
               </w:rPr>
               <w:t>10.191</w:t>
-            </w:r>
-            <w:r>
-              <w:rPr>
-                <w:color w:val="000000"/>
-                <w:sz w:val="16"/>
-              </w:rPr>
-              <w:t/>
-            </w:r>
-            <w:r>
-              <w:rPr>
-                <w:color w:val="000000"/>
-                <w:sz w:val="16"/>
-              </w:rPr>
-              <w:t/>
             </w:r>
           </w:p>
         </w:tc>
@@ -17275,7 +16295,7 @@
         </w:trPr>
         <w:tc>
           <w:tcPr>
-            <w:tcW w:w="424" w:type="dxa"/>
+            <w:tcW w:w="993" w:type="dxa"/>
             <w:shd w:val="clear" w:color="auto" w:fill="F7F8F9"/>
             <w:vAlign w:val="center"/>
           </w:tcPr>
@@ -17294,7 +16314,7 @@
         </w:tc>
         <w:tc>
           <w:tcPr>
-            <w:tcW w:w="1466" w:type="dxa"/>
+            <w:tcW w:w="1275" w:type="dxa"/>
             <w:shd w:val="clear" w:color="auto" w:fill="F7F8F9"/>
             <w:vAlign w:val="center"/>
           </w:tcPr>
@@ -17310,25 +16330,11 @@
               </w:rPr>
               <w:t>2.938</w:t>
             </w:r>
-            <w:r>
-              <w:rPr>
-                <w:color w:val="000000"/>
-                <w:sz w:val="16"/>
-              </w:rPr>
-              <w:t/>
-            </w:r>
-            <w:r>
-              <w:rPr>
-                <w:color w:val="000000"/>
-                <w:sz w:val="16"/>
-              </w:rPr>
-              <w:t/>
-            </w:r>
-          </w:p>
-        </w:tc>
-        <w:tc>
-          <w:tcPr>
-            <w:tcW w:w="1467" w:type="dxa"/>
+          </w:p>
+        </w:tc>
+        <w:tc>
+          <w:tcPr>
+            <w:tcW w:w="1276" w:type="dxa"/>
             <w:shd w:val="clear" w:color="auto" w:fill="F7F8F9"/>
             <w:vAlign w:val="center"/>
           </w:tcPr>
@@ -17344,25 +16350,11 @@
               </w:rPr>
               <w:t>4.757</w:t>
             </w:r>
-            <w:r>
-              <w:rPr>
-                <w:color w:val="000000"/>
-                <w:sz w:val="16"/>
-              </w:rPr>
-              <w:t/>
-            </w:r>
-            <w:r>
-              <w:rPr>
-                <w:color w:val="000000"/>
-                <w:sz w:val="16"/>
-              </w:rPr>
-              <w:t/>
-            </w:r>
-          </w:p>
-        </w:tc>
-        <w:tc>
-          <w:tcPr>
-            <w:tcW w:w="1467" w:type="dxa"/>
+          </w:p>
+        </w:tc>
+        <w:tc>
+          <w:tcPr>
+            <w:tcW w:w="1280" w:type="dxa"/>
             <w:shd w:val="clear" w:color="auto" w:fill="F7F8F9"/>
             <w:vAlign w:val="center"/>
           </w:tcPr>
@@ -17377,20 +16369,6 @@
                 <w:sz w:val="16"/>
               </w:rPr>
               <w:t>6.590</w:t>
-            </w:r>
-            <w:r>
-              <w:rPr>
-                <w:color w:val="000000"/>
-                <w:sz w:val="16"/>
-              </w:rPr>
-              <w:t/>
-            </w:r>
-            <w:r>
-              <w:rPr>
-                <w:color w:val="000000"/>
-                <w:sz w:val="16"/>
-              </w:rPr>
-              <w:t/>
             </w:r>
           </w:p>
         </w:tc>
@@ -17401,7 +16379,7 @@
         </w:trPr>
         <w:tc>
           <w:tcPr>
-            <w:tcW w:w="424" w:type="dxa"/>
+            <w:tcW w:w="993" w:type="dxa"/>
             <w:shd w:val="clear" w:color="auto" w:fill="FFFFFF"/>
             <w:vAlign w:val="center"/>
           </w:tcPr>
@@ -17420,7 +16398,7 @@
         </w:tc>
         <w:tc>
           <w:tcPr>
-            <w:tcW w:w="1466" w:type="dxa"/>
+            <w:tcW w:w="1275" w:type="dxa"/>
             <w:shd w:val="clear" w:color="auto" w:fill="FFFFFF"/>
             <w:vAlign w:val="center"/>
           </w:tcPr>
@@ -17436,25 +16414,11 @@
               </w:rPr>
               <w:t>1.678</w:t>
             </w:r>
-            <w:r>
-              <w:rPr>
-                <w:color w:val="000000"/>
-                <w:sz w:val="16"/>
-              </w:rPr>
-              <w:t/>
-            </w:r>
-            <w:r>
-              <w:rPr>
-                <w:color w:val="000000"/>
-                <w:sz w:val="16"/>
-              </w:rPr>
-              <w:t/>
-            </w:r>
-          </w:p>
-        </w:tc>
-        <w:tc>
-          <w:tcPr>
-            <w:tcW w:w="1467" w:type="dxa"/>
+          </w:p>
+        </w:tc>
+        <w:tc>
+          <w:tcPr>
+            <w:tcW w:w="1276" w:type="dxa"/>
             <w:shd w:val="clear" w:color="auto" w:fill="FFFFFF"/>
             <w:vAlign w:val="center"/>
           </w:tcPr>
@@ -17470,25 +16434,11 @@
               </w:rPr>
               <w:t>2.358</w:t>
             </w:r>
-            <w:r>
-              <w:rPr>
-                <w:color w:val="000000"/>
-                <w:sz w:val="16"/>
-              </w:rPr>
-              <w:t/>
-            </w:r>
-            <w:r>
-              <w:rPr>
-                <w:color w:val="000000"/>
-                <w:sz w:val="16"/>
-              </w:rPr>
-              <w:t/>
-            </w:r>
-          </w:p>
-        </w:tc>
-        <w:tc>
-          <w:tcPr>
-            <w:tcW w:w="1467" w:type="dxa"/>
+          </w:p>
+        </w:tc>
+        <w:tc>
+          <w:tcPr>
+            <w:tcW w:w="1280" w:type="dxa"/>
             <w:shd w:val="clear" w:color="auto" w:fill="FFFFFF"/>
             <w:vAlign w:val="center"/>
           </w:tcPr>
@@ -17503,20 +16453,6 @@
                 <w:sz w:val="16"/>
               </w:rPr>
               <w:t>5.181</w:t>
-            </w:r>
-            <w:r>
-              <w:rPr>
-                <w:color w:val="000000"/>
-                <w:sz w:val="16"/>
-              </w:rPr>
-              <w:t/>
-            </w:r>
-            <w:r>
-              <w:rPr>
-                <w:color w:val="000000"/>
-                <w:sz w:val="16"/>
-              </w:rPr>
-              <w:t/>
             </w:r>
           </w:p>
         </w:tc>
@@ -17527,10 +16463,7 @@
         </w:trPr>
         <w:tc>
           <w:tcPr>
-            <w:tcW w:w="424" w:type="dxa"/>
-            <w:tcBorders>
-              <w:bottom w:val="single" w:sz="12" w:space="0" w:color="000000" w:themeColor="text1"/>
-            </w:tcBorders>
+            <w:tcW w:w="993" w:type="dxa"/>
             <w:shd w:val="clear" w:color="auto" w:fill="F7F8F9"/>
             <w:vAlign w:val="center"/>
           </w:tcPr>
@@ -17549,10 +16482,7 @@
         </w:tc>
         <w:tc>
           <w:tcPr>
-            <w:tcW w:w="1466" w:type="dxa"/>
-            <w:tcBorders>
-              <w:bottom w:val="single" w:sz="12" w:space="0" w:color="000000" w:themeColor="text1"/>
-            </w:tcBorders>
+            <w:tcW w:w="1275" w:type="dxa"/>
             <w:shd w:val="clear" w:color="auto" w:fill="F7F8F9"/>
             <w:vAlign w:val="center"/>
           </w:tcPr>
@@ -17568,28 +16498,11 @@
               </w:rPr>
               <w:t>2.560</w:t>
             </w:r>
-            <w:r>
-              <w:rPr>
-                <w:color w:val="000000"/>
-                <w:sz w:val="16"/>
-              </w:rPr>
-              <w:t/>
-            </w:r>
-            <w:r>
-              <w:rPr>
-                <w:color w:val="000000"/>
-                <w:sz w:val="16"/>
-              </w:rPr>
-              <w:t/>
-            </w:r>
-          </w:p>
-        </w:tc>
-        <w:tc>
-          <w:tcPr>
-            <w:tcW w:w="1467" w:type="dxa"/>
-            <w:tcBorders>
-              <w:bottom w:val="single" w:sz="12" w:space="0" w:color="000000" w:themeColor="text1"/>
-            </w:tcBorders>
+          </w:p>
+        </w:tc>
+        <w:tc>
+          <w:tcPr>
+            <w:tcW w:w="1276" w:type="dxa"/>
             <w:shd w:val="clear" w:color="auto" w:fill="F7F8F9"/>
             <w:vAlign w:val="center"/>
           </w:tcPr>
@@ -17605,28 +16518,11 @@
               </w:rPr>
               <w:t>2.711</w:t>
             </w:r>
-            <w:r>
-              <w:rPr>
-                <w:color w:val="000000"/>
-                <w:sz w:val="16"/>
-              </w:rPr>
-              <w:t/>
-            </w:r>
-            <w:r>
-              <w:rPr>
-                <w:color w:val="000000"/>
-                <w:sz w:val="16"/>
-              </w:rPr>
-              <w:t/>
-            </w:r>
-          </w:p>
-        </w:tc>
-        <w:tc>
-          <w:tcPr>
-            <w:tcW w:w="1467" w:type="dxa"/>
-            <w:tcBorders>
-              <w:bottom w:val="single" w:sz="12" w:space="0" w:color="000000" w:themeColor="text1"/>
-            </w:tcBorders>
+          </w:p>
+        </w:tc>
+        <w:tc>
+          <w:tcPr>
+            <w:tcW w:w="1280" w:type="dxa"/>
             <w:shd w:val="clear" w:color="auto" w:fill="F7F8F9"/>
             <w:vAlign w:val="center"/>
           </w:tcPr>
@@ -17641,20 +16537,6 @@
                 <w:sz w:val="16"/>
               </w:rPr>
               <w:t>27.522</w:t>
-            </w:r>
-            <w:r>
-              <w:rPr>
-                <w:color w:val="000000"/>
-                <w:sz w:val="16"/>
-              </w:rPr>
-              <w:t/>
-            </w:r>
-            <w:r>
-              <w:rPr>
-                <w:color w:val="000000"/>
-                <w:sz w:val="16"/>
-              </w:rPr>
-              <w:t/>
             </w:r>
           </w:p>
         </w:tc>
@@ -17665,10 +16547,7 @@
         </w:trPr>
         <w:tc>
           <w:tcPr>
-            <w:tcW w:w="424" w:type="dxa"/>
-            <w:tcBorders>
-              <w:bottom w:val="single" w:sz="12" w:space="0" w:color="000000" w:themeColor="text1"/>
-            </w:tcBorders>
+            <w:tcW w:w="993" w:type="dxa"/>
             <w:shd w:val="clear" w:color="auto" w:fill="F7F8F9"/>
             <w:vAlign w:val="center"/>
           </w:tcPr>
@@ -17687,10 +16566,7 @@
         </w:tc>
         <w:tc>
           <w:tcPr>
-            <w:tcW w:w="1466" w:type="dxa"/>
-            <w:tcBorders>
-              <w:bottom w:val="single" w:sz="12" w:space="0" w:color="000000" w:themeColor="text1"/>
-            </w:tcBorders>
+            <w:tcW w:w="1275" w:type="dxa"/>
             <w:shd w:val="clear" w:color="auto" w:fill="F7F8F9"/>
             <w:vAlign w:val="center"/>
           </w:tcPr>
@@ -17706,28 +16582,11 @@
               </w:rPr>
               <w:t>0.604</w:t>
             </w:r>
-            <w:r>
-              <w:rPr>
-                <w:color w:val="000000"/>
-                <w:sz w:val="16"/>
-              </w:rPr>
-              <w:t/>
-            </w:r>
-            <w:r>
-              <w:rPr>
-                <w:color w:val="000000"/>
-                <w:sz w:val="16"/>
-              </w:rPr>
-              <w:t/>
-            </w:r>
-          </w:p>
-        </w:tc>
-        <w:tc>
-          <w:tcPr>
-            <w:tcW w:w="1467" w:type="dxa"/>
-            <w:tcBorders>
-              <w:bottom w:val="single" w:sz="12" w:space="0" w:color="000000" w:themeColor="text1"/>
-            </w:tcBorders>
+          </w:p>
+        </w:tc>
+        <w:tc>
+          <w:tcPr>
+            <w:tcW w:w="1276" w:type="dxa"/>
             <w:shd w:val="clear" w:color="auto" w:fill="F7F8F9"/>
             <w:vAlign w:val="center"/>
           </w:tcPr>
@@ -17743,28 +16602,11 @@
               </w:rPr>
               <w:t>1.185</w:t>
             </w:r>
-            <w:r>
-              <w:rPr>
-                <w:color w:val="000000"/>
-                <w:sz w:val="16"/>
-              </w:rPr>
-              <w:t/>
-            </w:r>
-            <w:r>
-              <w:rPr>
-                <w:color w:val="000000"/>
-                <w:sz w:val="16"/>
-              </w:rPr>
-              <w:t/>
-            </w:r>
-          </w:p>
-        </w:tc>
-        <w:tc>
-          <w:tcPr>
-            <w:tcW w:w="1467" w:type="dxa"/>
-            <w:tcBorders>
-              <w:bottom w:val="single" w:sz="12" w:space="0" w:color="000000" w:themeColor="text1"/>
-            </w:tcBorders>
+          </w:p>
+        </w:tc>
+        <w:tc>
+          <w:tcPr>
+            <w:tcW w:w="1280" w:type="dxa"/>
             <w:shd w:val="clear" w:color="auto" w:fill="F7F8F9"/>
             <w:vAlign w:val="center"/>
           </w:tcPr>
@@ -17779,20 +16621,6 @@
                 <w:sz w:val="16"/>
               </w:rPr>
               <w:t>0.871</w:t>
-            </w:r>
-            <w:r>
-              <w:rPr>
-                <w:color w:val="000000"/>
-                <w:sz w:val="16"/>
-              </w:rPr>
-              <w:t/>
-            </w:r>
-            <w:r>
-              <w:rPr>
-                <w:color w:val="000000"/>
-                <w:sz w:val="16"/>
-              </w:rPr>
-              <w:t/>
             </w:r>
           </w:p>
         </w:tc>
@@ -17803,9 +16631,9 @@
         </w:trPr>
         <w:tc>
           <w:tcPr>
-            <w:tcW w:w="424" w:type="dxa"/>
+            <w:tcW w:w="993" w:type="dxa"/>
             <w:tcBorders>
-              <w:bottom w:val="single" w:sz="12" w:space="0" w:color="000000" w:themeColor="text1"/>
+              <w:bottom w:val="single" w:sz="12" w:space="0" w:color="auto"/>
             </w:tcBorders>
             <w:shd w:val="clear" w:color="auto" w:fill="F7F8F9"/>
             <w:vAlign w:val="center"/>
@@ -17825,9 +16653,9 @@
         </w:tc>
         <w:tc>
           <w:tcPr>
-            <w:tcW w:w="1466" w:type="dxa"/>
+            <w:tcW w:w="1275" w:type="dxa"/>
             <w:tcBorders>
-              <w:bottom w:val="single" w:sz="12" w:space="0" w:color="000000" w:themeColor="text1"/>
+              <w:bottom w:val="single" w:sz="12" w:space="0" w:color="auto"/>
             </w:tcBorders>
             <w:shd w:val="clear" w:color="auto" w:fill="F7F8F9"/>
             <w:vAlign w:val="center"/>
@@ -17844,27 +16672,13 @@
               </w:rPr>
               <w:t>2.168</w:t>
             </w:r>
-            <w:r>
-              <w:rPr>
-                <w:color w:val="000000"/>
-                <w:sz w:val="16"/>
-              </w:rPr>
-              <w:t/>
-            </w:r>
-            <w:r>
-              <w:rPr>
-                <w:color w:val="000000"/>
-                <w:sz w:val="16"/>
-              </w:rPr>
-              <w:t/>
-            </w:r>
-          </w:p>
-        </w:tc>
-        <w:tc>
-          <w:tcPr>
-            <w:tcW w:w="1467" w:type="dxa"/>
+          </w:p>
+        </w:tc>
+        <w:tc>
+          <w:tcPr>
+            <w:tcW w:w="1276" w:type="dxa"/>
             <w:tcBorders>
-              <w:bottom w:val="single" w:sz="12" w:space="0" w:color="000000" w:themeColor="text1"/>
+              <w:bottom w:val="single" w:sz="12" w:space="0" w:color="auto"/>
             </w:tcBorders>
             <w:shd w:val="clear" w:color="auto" w:fill="F7F8F9"/>
             <w:vAlign w:val="center"/>
@@ -17881,27 +16695,13 @@
               </w:rPr>
               <w:t>2.307</w:t>
             </w:r>
-            <w:r>
-              <w:rPr>
-                <w:color w:val="000000"/>
-                <w:sz w:val="16"/>
-              </w:rPr>
-              <w:t/>
-            </w:r>
-            <w:r>
-              <w:rPr>
-                <w:color w:val="000000"/>
-                <w:sz w:val="16"/>
-              </w:rPr>
-              <w:t/>
-            </w:r>
-          </w:p>
-        </w:tc>
-        <w:tc>
-          <w:tcPr>
-            <w:tcW w:w="1467" w:type="dxa"/>
+          </w:p>
+        </w:tc>
+        <w:tc>
+          <w:tcPr>
+            <w:tcW w:w="1280" w:type="dxa"/>
             <w:tcBorders>
-              <w:bottom w:val="single" w:sz="12" w:space="0" w:color="000000" w:themeColor="text1"/>
+              <w:bottom w:val="single" w:sz="12" w:space="0" w:color="auto"/>
             </w:tcBorders>
             <w:shd w:val="clear" w:color="auto" w:fill="F7F8F9"/>
             <w:vAlign w:val="center"/>
@@ -17917,20 +16717,6 @@
                 <w:sz w:val="16"/>
               </w:rPr>
               <w:t>23.198</w:t>
-            </w:r>
-            <w:r>
-              <w:rPr>
-                <w:color w:val="000000"/>
-                <w:sz w:val="16"/>
-              </w:rPr>
-              <w:t/>
-            </w:r>
-            <w:r>
-              <w:rPr>
-                <w:color w:val="000000"/>
-                <w:sz w:val="16"/>
-              </w:rPr>
-              <w:t/>
             </w:r>
           </w:p>
         </w:tc>
@@ -17963,10 +16749,10 @@
         <w:tblLook w:val="04A0" w:firstRow="1" w:lastRow="0" w:firstColumn="1" w:lastColumn="0" w:noHBand="0" w:noVBand="1"/>
       </w:tblPr>
       <w:tblGrid>
-        <w:gridCol w:w="424"/>
-        <w:gridCol w:w="1466"/>
-        <w:gridCol w:w="1467"/>
-        <w:gridCol w:w="1467"/>
+        <w:gridCol w:w="1418"/>
+        <w:gridCol w:w="1134"/>
+        <w:gridCol w:w="1134"/>
+        <w:gridCol w:w="1138"/>
       </w:tblGrid>
       <w:tr>
         <w:trPr>
@@ -17975,7 +16761,7 @@
         </w:trPr>
         <w:tc>
           <w:tcPr>
-            <w:tcW w:w="424" w:type="dxa"/>
+            <w:tcW w:w="1418" w:type="dxa"/>
             <w:tcBorders>
               <w:top w:val="single" w:sz="12" w:space="0" w:color="000000" w:themeColor="text1"/>
               <w:bottom w:val="single" w:sz="12" w:space="0" w:color="000000" w:themeColor="text1"/>
@@ -17999,7 +16785,7 @@
         </w:tc>
         <w:tc>
           <w:tcPr>
-            <w:tcW w:w="1466" w:type="dxa"/>
+            <w:tcW w:w="1134" w:type="dxa"/>
             <w:tcBorders>
               <w:top w:val="single" w:sz="12" w:space="0" w:color="000000" w:themeColor="text1"/>
               <w:bottom w:val="single" w:sz="12" w:space="0" w:color="000000" w:themeColor="text1"/>
@@ -18024,7 +16810,7 @@
         </w:tc>
         <w:tc>
           <w:tcPr>
-            <w:tcW w:w="1467" w:type="dxa"/>
+            <w:tcW w:w="1134" w:type="dxa"/>
             <w:tcBorders>
               <w:top w:val="single" w:sz="12" w:space="0" w:color="000000" w:themeColor="text1"/>
               <w:bottom w:val="single" w:sz="12" w:space="0" w:color="000000" w:themeColor="text1"/>
@@ -18049,7 +16835,7 @@
         </w:tc>
         <w:tc>
           <w:tcPr>
-            <w:tcW w:w="1467" w:type="dxa"/>
+            <w:tcW w:w="1138" w:type="dxa"/>
             <w:tcBorders>
               <w:top w:val="single" w:sz="12" w:space="0" w:color="000000" w:themeColor="text1"/>
               <w:bottom w:val="single" w:sz="12" w:space="0" w:color="000000" w:themeColor="text1"/>
@@ -18079,7 +16865,7 @@
         </w:trPr>
         <w:tc>
           <w:tcPr>
-            <w:tcW w:w="424" w:type="dxa"/>
+            <w:tcW w:w="1418" w:type="dxa"/>
             <w:tcBorders>
               <w:top w:val="single" w:sz="12" w:space="0" w:color="000000" w:themeColor="text1"/>
             </w:tcBorders>
@@ -18101,7 +16887,7 @@
         </w:tc>
         <w:tc>
           <w:tcPr>
-            <w:tcW w:w="1466" w:type="dxa"/>
+            <w:tcW w:w="1134" w:type="dxa"/>
             <w:tcBorders>
               <w:top w:val="single" w:sz="12" w:space="0" w:color="000000" w:themeColor="text1"/>
             </w:tcBorders>
@@ -18120,25 +16906,11 @@
               </w:rPr>
               <w:t>14.043</w:t>
             </w:r>
-            <w:r>
-              <w:rPr>
-                <w:color w:val="000000"/>
-                <w:sz w:val="16"/>
-              </w:rPr>
-              <w:t/>
-            </w:r>
-            <w:r>
-              <w:rPr>
-                <w:color w:val="000000"/>
-                <w:sz w:val="16"/>
-              </w:rPr>
-              <w:t/>
-            </w:r>
-          </w:p>
-        </w:tc>
-        <w:tc>
-          <w:tcPr>
-            <w:tcW w:w="1467" w:type="dxa"/>
+          </w:p>
+        </w:tc>
+        <w:tc>
+          <w:tcPr>
+            <w:tcW w:w="1134" w:type="dxa"/>
             <w:tcBorders>
               <w:top w:val="single" w:sz="12" w:space="0" w:color="000000" w:themeColor="text1"/>
             </w:tcBorders>
@@ -18157,25 +16929,11 @@
               </w:rPr>
               <w:t>12.865</w:t>
             </w:r>
-            <w:r>
-              <w:rPr>
-                <w:color w:val="000000"/>
-                <w:sz w:val="16"/>
-              </w:rPr>
-              <w:t/>
-            </w:r>
-            <w:r>
-              <w:rPr>
-                <w:color w:val="000000"/>
-                <w:sz w:val="16"/>
-              </w:rPr>
-              <w:t/>
-            </w:r>
-          </w:p>
-        </w:tc>
-        <w:tc>
-          <w:tcPr>
-            <w:tcW w:w="1467" w:type="dxa"/>
+          </w:p>
+        </w:tc>
+        <w:tc>
+          <w:tcPr>
+            <w:tcW w:w="1138" w:type="dxa"/>
             <w:tcBorders>
               <w:top w:val="single" w:sz="12" w:space="0" w:color="000000" w:themeColor="text1"/>
             </w:tcBorders>
@@ -18193,20 +16951,6 @@
                 <w:sz w:val="16"/>
               </w:rPr>
               <w:t>0.9516</w:t>
-            </w:r>
-            <w:r>
-              <w:rPr>
-                <w:color w:val="000000"/>
-                <w:sz w:val="16"/>
-              </w:rPr>
-              <w:t/>
-            </w:r>
-            <w:r>
-              <w:rPr>
-                <w:color w:val="000000"/>
-                <w:sz w:val="16"/>
-              </w:rPr>
-              <w:t/>
             </w:r>
           </w:p>
         </w:tc>
@@ -18217,7 +16961,7 @@
         </w:trPr>
         <w:tc>
           <w:tcPr>
-            <w:tcW w:w="424" w:type="dxa"/>
+            <w:tcW w:w="1418" w:type="dxa"/>
             <w:shd w:val="clear" w:color="auto" w:fill="F7F8F9"/>
             <w:vAlign w:val="center"/>
           </w:tcPr>
@@ -18236,7 +16980,7 @@
         </w:tc>
         <w:tc>
           <w:tcPr>
-            <w:tcW w:w="1466" w:type="dxa"/>
+            <w:tcW w:w="1134" w:type="dxa"/>
             <w:shd w:val="clear" w:color="auto" w:fill="F7F8F9"/>
             <w:vAlign w:val="center"/>
           </w:tcPr>
@@ -18252,25 +16996,11 @@
               </w:rPr>
               <w:t>4.110</w:t>
             </w:r>
-            <w:r>
-              <w:rPr>
-                <w:color w:val="000000"/>
-                <w:sz w:val="16"/>
-              </w:rPr>
-              <w:t/>
-            </w:r>
-            <w:r>
-              <w:rPr>
-                <w:color w:val="000000"/>
-                <w:sz w:val="16"/>
-              </w:rPr>
-              <w:t/>
-            </w:r>
-          </w:p>
-        </w:tc>
-        <w:tc>
-          <w:tcPr>
-            <w:tcW w:w="1467" w:type="dxa"/>
+          </w:p>
+        </w:tc>
+        <w:tc>
+          <w:tcPr>
+            <w:tcW w:w="1134" w:type="dxa"/>
             <w:shd w:val="clear" w:color="auto" w:fill="F7F8F9"/>
             <w:vAlign w:val="center"/>
           </w:tcPr>
@@ -18286,25 +17016,11 @@
               </w:rPr>
               <w:t>3.598</w:t>
             </w:r>
-            <w:r>
-              <w:rPr>
-                <w:color w:val="000000"/>
-                <w:sz w:val="16"/>
-              </w:rPr>
-              <w:t/>
-            </w:r>
-            <w:r>
-              <w:rPr>
-                <w:color w:val="000000"/>
-                <w:sz w:val="16"/>
-              </w:rPr>
-              <w:t/>
-            </w:r>
-          </w:p>
-        </w:tc>
-        <w:tc>
-          <w:tcPr>
-            <w:tcW w:w="1467" w:type="dxa"/>
+          </w:p>
+        </w:tc>
+        <w:tc>
+          <w:tcPr>
+            <w:tcW w:w="1138" w:type="dxa"/>
             <w:shd w:val="clear" w:color="auto" w:fill="F7F8F9"/>
             <w:vAlign w:val="center"/>
           </w:tcPr>
@@ -18319,20 +17035,6 @@
                 <w:sz w:val="16"/>
               </w:rPr>
               <w:t>0.9339</w:t>
-            </w:r>
-            <w:r>
-              <w:rPr>
-                <w:color w:val="000000"/>
-                <w:sz w:val="16"/>
-              </w:rPr>
-              <w:t/>
-            </w:r>
-            <w:r>
-              <w:rPr>
-                <w:color w:val="000000"/>
-                <w:sz w:val="16"/>
-              </w:rPr>
-              <w:t/>
             </w:r>
           </w:p>
         </w:tc>
@@ -18343,7 +17045,7 @@
         </w:trPr>
         <w:tc>
           <w:tcPr>
-            <w:tcW w:w="424" w:type="dxa"/>
+            <w:tcW w:w="1418" w:type="dxa"/>
             <w:shd w:val="clear" w:color="auto" w:fill="FFFFFF"/>
             <w:vAlign w:val="center"/>
           </w:tcPr>
@@ -18362,7 +17064,7 @@
         </w:tc>
         <w:tc>
           <w:tcPr>
-            <w:tcW w:w="1466" w:type="dxa"/>
+            <w:tcW w:w="1134" w:type="dxa"/>
             <w:shd w:val="clear" w:color="auto" w:fill="FFFFFF"/>
             <w:vAlign w:val="center"/>
           </w:tcPr>
@@ -18378,25 +17080,11 @@
               </w:rPr>
               <w:t>5.574</w:t>
             </w:r>
-            <w:r>
-              <w:rPr>
-                <w:color w:val="000000"/>
-                <w:sz w:val="16"/>
-              </w:rPr>
-              <w:t/>
-            </w:r>
-            <w:r>
-              <w:rPr>
-                <w:color w:val="000000"/>
-                <w:sz w:val="16"/>
-              </w:rPr>
-              <w:t/>
-            </w:r>
-          </w:p>
-        </w:tc>
-        <w:tc>
-          <w:tcPr>
-            <w:tcW w:w="1467" w:type="dxa"/>
+          </w:p>
+        </w:tc>
+        <w:tc>
+          <w:tcPr>
+            <w:tcW w:w="1134" w:type="dxa"/>
             <w:shd w:val="clear" w:color="auto" w:fill="FFFFFF"/>
             <w:vAlign w:val="center"/>
           </w:tcPr>
@@ -18412,25 +17100,11 @@
               </w:rPr>
               <w:t>3.898</w:t>
             </w:r>
-            <w:r>
-              <w:rPr>
-                <w:color w:val="000000"/>
-                <w:sz w:val="16"/>
-              </w:rPr>
-              <w:t/>
-            </w:r>
-            <w:r>
-              <w:rPr>
-                <w:color w:val="000000"/>
-                <w:sz w:val="16"/>
-              </w:rPr>
-              <w:t/>
-            </w:r>
-          </w:p>
-        </w:tc>
-        <w:tc>
-          <w:tcPr>
-            <w:tcW w:w="1467" w:type="dxa"/>
+          </w:p>
+        </w:tc>
+        <w:tc>
+          <w:tcPr>
+            <w:tcW w:w="1138" w:type="dxa"/>
             <w:shd w:val="clear" w:color="auto" w:fill="FFFFFF"/>
             <w:vAlign w:val="center"/>
           </w:tcPr>
@@ -18445,20 +17119,6 @@
                 <w:sz w:val="16"/>
               </w:rPr>
               <w:t>0.9792</w:t>
-            </w:r>
-            <w:r>
-              <w:rPr>
-                <w:color w:val="000000"/>
-                <w:sz w:val="16"/>
-              </w:rPr>
-              <w:t/>
-            </w:r>
-            <w:r>
-              <w:rPr>
-                <w:color w:val="000000"/>
-                <w:sz w:val="16"/>
-              </w:rPr>
-              <w:t/>
             </w:r>
           </w:p>
         </w:tc>
@@ -18469,10 +17129,7 @@
         </w:trPr>
         <w:tc>
           <w:tcPr>
-            <w:tcW w:w="424" w:type="dxa"/>
-            <w:tcBorders>
-              <w:bottom w:val="single" w:sz="12" w:space="0" w:color="000000" w:themeColor="text1"/>
-            </w:tcBorders>
+            <w:tcW w:w="1418" w:type="dxa"/>
             <w:shd w:val="clear" w:color="auto" w:fill="F7F8F9"/>
             <w:vAlign w:val="center"/>
           </w:tcPr>
@@ -18491,10 +17148,7 @@
         </w:tc>
         <w:tc>
           <w:tcPr>
-            <w:tcW w:w="1466" w:type="dxa"/>
-            <w:tcBorders>
-              <w:bottom w:val="single" w:sz="12" w:space="0" w:color="000000" w:themeColor="text1"/>
-            </w:tcBorders>
+            <w:tcW w:w="1134" w:type="dxa"/>
             <w:shd w:val="clear" w:color="auto" w:fill="F7F8F9"/>
             <w:vAlign w:val="center"/>
           </w:tcPr>
@@ -18510,28 +17164,11 @@
               </w:rPr>
               <w:t>62.202</w:t>
             </w:r>
-            <w:r>
-              <w:rPr>
-                <w:color w:val="000000"/>
-                <w:sz w:val="16"/>
-              </w:rPr>
-              <w:t/>
-            </w:r>
-            <w:r>
-              <w:rPr>
-                <w:color w:val="000000"/>
-                <w:sz w:val="16"/>
-              </w:rPr>
-              <w:t/>
-            </w:r>
-          </w:p>
-        </w:tc>
-        <w:tc>
-          <w:tcPr>
-            <w:tcW w:w="1467" w:type="dxa"/>
-            <w:tcBorders>
-              <w:bottom w:val="single" w:sz="12" w:space="0" w:color="000000" w:themeColor="text1"/>
-            </w:tcBorders>
+          </w:p>
+        </w:tc>
+        <w:tc>
+          <w:tcPr>
+            <w:tcW w:w="1134" w:type="dxa"/>
             <w:shd w:val="clear" w:color="auto" w:fill="F7F8F9"/>
             <w:vAlign w:val="center"/>
           </w:tcPr>
@@ -18547,28 +17184,11 @@
               </w:rPr>
               <w:t>59.826</w:t>
             </w:r>
-            <w:r>
-              <w:rPr>
-                <w:color w:val="000000"/>
-                <w:sz w:val="16"/>
-              </w:rPr>
-              <w:t/>
-            </w:r>
-            <w:r>
-              <w:rPr>
-                <w:color w:val="000000"/>
-                <w:sz w:val="16"/>
-              </w:rPr>
-              <w:t/>
-            </w:r>
-          </w:p>
-        </w:tc>
-        <w:tc>
-          <w:tcPr>
-            <w:tcW w:w="1467" w:type="dxa"/>
-            <w:tcBorders>
-              <w:bottom w:val="single" w:sz="12" w:space="0" w:color="000000" w:themeColor="text1"/>
-            </w:tcBorders>
+          </w:p>
+        </w:tc>
+        <w:tc>
+          <w:tcPr>
+            <w:tcW w:w="1138" w:type="dxa"/>
             <w:shd w:val="clear" w:color="auto" w:fill="F7F8F9"/>
             <w:vAlign w:val="center"/>
           </w:tcPr>
@@ -18583,20 +17203,6 @@
                 <w:sz w:val="16"/>
               </w:rPr>
               <w:t>0.9888</w:t>
-            </w:r>
-            <w:r>
-              <w:rPr>
-                <w:color w:val="000000"/>
-                <w:sz w:val="16"/>
-              </w:rPr>
-              <w:t/>
-            </w:r>
-            <w:r>
-              <w:rPr>
-                <w:color w:val="000000"/>
-                <w:sz w:val="16"/>
-              </w:rPr>
-              <w:t/>
             </w:r>
           </w:p>
         </w:tc>
@@ -18607,10 +17213,7 @@
         </w:trPr>
         <w:tc>
           <w:tcPr>
-            <w:tcW w:w="424" w:type="dxa"/>
-            <w:tcBorders>
-              <w:bottom w:val="single" w:sz="12" w:space="0" w:color="000000" w:themeColor="text1"/>
-            </w:tcBorders>
+            <w:tcW w:w="1418" w:type="dxa"/>
             <w:shd w:val="clear" w:color="auto" w:fill="F7F8F9"/>
             <w:vAlign w:val="center"/>
           </w:tcPr>
@@ -18629,10 +17232,7 @@
         </w:tc>
         <w:tc>
           <w:tcPr>
-            <w:tcW w:w="1466" w:type="dxa"/>
-            <w:tcBorders>
-              <w:bottom w:val="single" w:sz="12" w:space="0" w:color="000000" w:themeColor="text1"/>
-            </w:tcBorders>
+            <w:tcW w:w="1134" w:type="dxa"/>
             <w:shd w:val="clear" w:color="auto" w:fill="F7F8F9"/>
             <w:vAlign w:val="center"/>
           </w:tcPr>
@@ -18648,28 +17248,11 @@
               </w:rPr>
               <w:t>0.384</w:t>
             </w:r>
-            <w:r>
-              <w:rPr>
-                <w:color w:val="000000"/>
-                <w:sz w:val="16"/>
-              </w:rPr>
-              <w:t/>
-            </w:r>
-            <w:r>
-              <w:rPr>
-                <w:color w:val="000000"/>
-                <w:sz w:val="16"/>
-              </w:rPr>
-              <w:t/>
-            </w:r>
-          </w:p>
-        </w:tc>
-        <w:tc>
-          <w:tcPr>
-            <w:tcW w:w="1467" w:type="dxa"/>
-            <w:tcBorders>
-              <w:bottom w:val="single" w:sz="12" w:space="0" w:color="000000" w:themeColor="text1"/>
-            </w:tcBorders>
+          </w:p>
+        </w:tc>
+        <w:tc>
+          <w:tcPr>
+            <w:tcW w:w="1134" w:type="dxa"/>
             <w:shd w:val="clear" w:color="auto" w:fill="F7F8F9"/>
             <w:vAlign w:val="center"/>
           </w:tcPr>
@@ -18685,28 +17268,11 @@
               </w:rPr>
               <w:t>2.229</w:t>
             </w:r>
-            <w:r>
-              <w:rPr>
-                <w:color w:val="000000"/>
-                <w:sz w:val="16"/>
-              </w:rPr>
-              <w:t/>
-            </w:r>
-            <w:r>
-              <w:rPr>
-                <w:color w:val="000000"/>
-                <w:sz w:val="16"/>
-              </w:rPr>
-              <w:t/>
-            </w:r>
-          </w:p>
-        </w:tc>
-        <w:tc>
-          <w:tcPr>
-            <w:tcW w:w="1467" w:type="dxa"/>
-            <w:tcBorders>
-              <w:bottom w:val="single" w:sz="12" w:space="0" w:color="000000" w:themeColor="text1"/>
-            </w:tcBorders>
+          </w:p>
+        </w:tc>
+        <w:tc>
+          <w:tcPr>
+            <w:tcW w:w="1138" w:type="dxa"/>
             <w:shd w:val="clear" w:color="auto" w:fill="F7F8F9"/>
             <w:vAlign w:val="center"/>
           </w:tcPr>
@@ -18721,20 +17287,6 @@
                 <w:sz w:val="16"/>
               </w:rPr>
               <w:t>0.9262</w:t>
-            </w:r>
-            <w:r>
-              <w:rPr>
-                <w:color w:val="000000"/>
-                <w:sz w:val="16"/>
-              </w:rPr>
-              <w:t/>
-            </w:r>
-            <w:r>
-              <w:rPr>
-                <w:color w:val="000000"/>
-                <w:sz w:val="16"/>
-              </w:rPr>
-              <w:t/>
             </w:r>
           </w:p>
         </w:tc>
@@ -18745,9 +17297,9 @@
         </w:trPr>
         <w:tc>
           <w:tcPr>
-            <w:tcW w:w="424" w:type="dxa"/>
+            <w:tcW w:w="1418" w:type="dxa"/>
             <w:tcBorders>
-              <w:bottom w:val="single" w:sz="12" w:space="0" w:color="000000" w:themeColor="text1"/>
+              <w:bottom w:val="single" w:sz="12" w:space="0" w:color="auto"/>
             </w:tcBorders>
             <w:shd w:val="clear" w:color="auto" w:fill="F7F8F9"/>
             <w:vAlign w:val="center"/>
@@ -18767,9 +17319,9 @@
         </w:tc>
         <w:tc>
           <w:tcPr>
-            <w:tcW w:w="1466" w:type="dxa"/>
+            <w:tcW w:w="1134" w:type="dxa"/>
             <w:tcBorders>
-              <w:bottom w:val="single" w:sz="12" w:space="0" w:color="000000" w:themeColor="text1"/>
+              <w:bottom w:val="single" w:sz="12" w:space="0" w:color="auto"/>
             </w:tcBorders>
             <w:shd w:val="clear" w:color="auto" w:fill="F7F8F9"/>
             <w:vAlign w:val="center"/>
@@ -18786,27 +17338,13 @@
               </w:rPr>
               <w:t>39.275</w:t>
             </w:r>
-            <w:r>
-              <w:rPr>
-                <w:color w:val="000000"/>
-                <w:sz w:val="16"/>
-              </w:rPr>
-              <w:t/>
-            </w:r>
-            <w:r>
-              <w:rPr>
-                <w:color w:val="000000"/>
-                <w:sz w:val="16"/>
-              </w:rPr>
-              <w:t/>
-            </w:r>
-          </w:p>
-        </w:tc>
-        <w:tc>
-          <w:tcPr>
-            <w:tcW w:w="1467" w:type="dxa"/>
+          </w:p>
+        </w:tc>
+        <w:tc>
+          <w:tcPr>
+            <w:tcW w:w="1134" w:type="dxa"/>
             <w:tcBorders>
-              <w:bottom w:val="single" w:sz="12" w:space="0" w:color="000000" w:themeColor="text1"/>
+              <w:bottom w:val="single" w:sz="12" w:space="0" w:color="auto"/>
             </w:tcBorders>
             <w:shd w:val="clear" w:color="auto" w:fill="F7F8F9"/>
             <w:vAlign w:val="center"/>
@@ -18823,27 +17361,13 @@
               </w:rPr>
               <w:t>36.897</w:t>
             </w:r>
-            <w:r>
-              <w:rPr>
-                <w:color w:val="000000"/>
-                <w:sz w:val="16"/>
-              </w:rPr>
-              <w:t/>
-            </w:r>
-            <w:r>
-              <w:rPr>
-                <w:color w:val="000000"/>
-                <w:sz w:val="16"/>
-              </w:rPr>
-              <w:t/>
-            </w:r>
-          </w:p>
-        </w:tc>
-        <w:tc>
-          <w:tcPr>
-            <w:tcW w:w="1467" w:type="dxa"/>
+          </w:p>
+        </w:tc>
+        <w:tc>
+          <w:tcPr>
+            <w:tcW w:w="1138" w:type="dxa"/>
             <w:tcBorders>
-              <w:bottom w:val="single" w:sz="12" w:space="0" w:color="000000" w:themeColor="text1"/>
+              <w:bottom w:val="single" w:sz="12" w:space="0" w:color="auto"/>
             </w:tcBorders>
             <w:shd w:val="clear" w:color="auto" w:fill="F7F8F9"/>
             <w:vAlign w:val="center"/>
@@ -18859,20 +17383,6 @@
                 <w:sz w:val="16"/>
               </w:rPr>
               <w:t>0.9856</w:t>
-            </w:r>
-            <w:r>
-              <w:rPr>
-                <w:color w:val="000000"/>
-                <w:sz w:val="16"/>
-              </w:rPr>
-              <w:t/>
-            </w:r>
-            <w:r>
-              <w:rPr>
-                <w:color w:val="000000"/>
-                <w:sz w:val="16"/>
-              </w:rPr>
-              <w:t/>
             </w:r>
           </w:p>
         </w:tc>
@@ -19601,14 +18111,6 @@
       <w:r>
         <w:t>Timed truth contains all post-cut diagnoses at or before cut age +3,652.5 days, retaining repeats, same-day events and empty futures. Twenty rollouts use the frozen native sampler and a 256-event cap, without a 30-diagnosis stop. Time MAE first averages available rollouts within patient, then available patients. Availability is the patient mean of rollout-pair availability, not the fraction of patients with any usable rollout.</w:t>
       </w:r>
-      <w:proofErr w:type="spellStart"/>
-      <w:r>
-        <w:t/>
-      </w:r>
-      <w:proofErr w:type="spellEnd"/>
-      <w:r>
-        <w:t xml:space="preserve"/>
-      </w:r>
     </w:p>
     <w:p>
       <w:pPr>
@@ -19617,14 +18119,6 @@
       </w:pPr>
       <w:r>
         <w:t>ETHOS propagates its native gap-token intervals, and its final bin spans 180 days to infinity. Definite and possible window membership are separate scoring scenarios, not mathematical lower and upper bounds on Jaccard or error; no midpoint time or ETHOS point-time MAE is imputed. TCF retains native time feedback from the last visible diagnosis, including pre-cut events excluded from scoring. Delphi retains its calendar and death/age-85 stopping. GPT, BERT and Med-BERT have no native time output, and the TrajGPT fixed-day rollout grid is not a learned timing prediction.</w:t>
-      </w:r>
-      <w:proofErr w:type="spellStart"/>
-      <w:r>
-        <w:t/>
-      </w:r>
-      <w:proofErr w:type="spellEnd"/>
-      <w:r>
-        <w:t xml:space="preserve"/>
       </w:r>
     </w:p>
     <w:p>
@@ -19654,10 +18148,10 @@
         <w:tblLook w:val="04A0" w:firstRow="1" w:lastRow="0" w:firstColumn="1" w:lastColumn="0" w:noHBand="0" w:noVBand="1"/>
       </w:tblPr>
       <w:tblGrid>
-        <w:gridCol w:w="424"/>
-        <w:gridCol w:w="1466"/>
-        <w:gridCol w:w="1467"/>
-        <w:gridCol w:w="1467"/>
+        <w:gridCol w:w="993"/>
+        <w:gridCol w:w="1842"/>
+        <w:gridCol w:w="1134"/>
+        <w:gridCol w:w="855"/>
       </w:tblGrid>
       <w:tr>
         <w:trPr>
@@ -19666,7 +18160,7 @@
         </w:trPr>
         <w:tc>
           <w:tcPr>
-            <w:tcW w:w="424" w:type="dxa"/>
+            <w:tcW w:w="993" w:type="dxa"/>
             <w:tcBorders>
               <w:top w:val="single" w:sz="12" w:space="0" w:color="000000" w:themeColor="text1"/>
               <w:bottom w:val="single" w:sz="12" w:space="0" w:color="000000" w:themeColor="text1"/>
@@ -19677,20 +18171,25 @@
           <w:p>
             <w:pPr>
               <w:spacing w:line="200" w:lineRule="auto"/>
-            </w:pPr>
-            <w:r>
-              <w:rPr>
+              <w:rPr>
+                <w:lang w:eastAsia="zh-CN"/>
+              </w:rPr>
+            </w:pPr>
+            <w:r>
+              <w:rPr>
+                <w:rFonts w:hint="eastAsia"/>
                 <w:b/>
                 <w:color w:val="000000"/>
                 <w:sz w:val="16"/>
-              </w:rPr>
-              <w:t>Comparator</w:t>
-            </w:r>
-          </w:p>
-        </w:tc>
-        <w:tc>
-          <w:tcPr>
-            <w:tcW w:w="1466" w:type="dxa"/>
+                <w:lang w:eastAsia="zh-CN"/>
+              </w:rPr>
+              <w:t>Model</w:t>
+            </w:r>
+          </w:p>
+        </w:tc>
+        <w:tc>
+          <w:tcPr>
+            <w:tcW w:w="1842" w:type="dxa"/>
             <w:tcBorders>
               <w:top w:val="single" w:sz="12" w:space="0" w:color="000000" w:themeColor="text1"/>
               <w:bottom w:val="single" w:sz="12" w:space="0" w:color="000000" w:themeColor="text1"/>
@@ -19715,7 +18214,7 @@
         </w:tc>
         <w:tc>
           <w:tcPr>
-            <w:tcW w:w="1467" w:type="dxa"/>
+            <w:tcW w:w="1134" w:type="dxa"/>
             <w:tcBorders>
               <w:top w:val="single" w:sz="12" w:space="0" w:color="000000" w:themeColor="text1"/>
               <w:bottom w:val="single" w:sz="12" w:space="0" w:color="000000" w:themeColor="text1"/>
@@ -19740,7 +18239,7 @@
         </w:tc>
         <w:tc>
           <w:tcPr>
-            <w:tcW w:w="1467" w:type="dxa"/>
+            <w:tcW w:w="855" w:type="dxa"/>
             <w:tcBorders>
               <w:top w:val="single" w:sz="12" w:space="0" w:color="000000" w:themeColor="text1"/>
               <w:bottom w:val="single" w:sz="12" w:space="0" w:color="000000" w:themeColor="text1"/>
@@ -19770,7 +18269,7 @@
         </w:trPr>
         <w:tc>
           <w:tcPr>
-            <w:tcW w:w="424" w:type="dxa"/>
+            <w:tcW w:w="993" w:type="dxa"/>
             <w:tcBorders>
               <w:top w:val="single" w:sz="12" w:space="0" w:color="000000" w:themeColor="text1"/>
             </w:tcBorders>
@@ -19792,7 +18291,7 @@
         </w:tc>
         <w:tc>
           <w:tcPr>
-            <w:tcW w:w="1466" w:type="dxa"/>
+            <w:tcW w:w="1842" w:type="dxa"/>
             <w:tcBorders>
               <w:top w:val="single" w:sz="12" w:space="0" w:color="000000" w:themeColor="text1"/>
             </w:tcBorders>
@@ -19811,25 +18310,11 @@
               </w:rPr>
               <w:t>+0.065 [-1.434, 1.565]</w:t>
             </w:r>
-            <w:r>
-              <w:rPr>
-                <w:color w:val="000000"/>
-                <w:sz w:val="16"/>
-              </w:rPr>
-              <w:t/>
-            </w:r>
-            <w:r>
-              <w:rPr>
-                <w:color w:val="000000"/>
-                <w:sz w:val="16"/>
-              </w:rPr>
-              <w:t/>
-            </w:r>
-          </w:p>
-        </w:tc>
-        <w:tc>
-          <w:tcPr>
-            <w:tcW w:w="1467" w:type="dxa"/>
+          </w:p>
+        </w:tc>
+        <w:tc>
+          <w:tcPr>
+            <w:tcW w:w="1134" w:type="dxa"/>
             <w:tcBorders>
               <w:top w:val="single" w:sz="12" w:space="0" w:color="000000" w:themeColor="text1"/>
             </w:tcBorders>
@@ -19848,25 +18333,11 @@
               </w:rPr>
               <w:t>72/71</w:t>
             </w:r>
-            <w:r>
-              <w:rPr>
-                <w:color w:val="000000"/>
-                <w:sz w:val="16"/>
-              </w:rPr>
-              <w:t/>
-            </w:r>
-            <w:r>
-              <w:rPr>
-                <w:color w:val="000000"/>
-                <w:sz w:val="16"/>
-              </w:rPr>
-              <w:t/>
-            </w:r>
-          </w:p>
-        </w:tc>
-        <w:tc>
-          <w:tcPr>
-            <w:tcW w:w="1467" w:type="dxa"/>
+          </w:p>
+        </w:tc>
+        <w:tc>
+          <w:tcPr>
+            <w:tcW w:w="855" w:type="dxa"/>
             <w:tcBorders>
               <w:top w:val="single" w:sz="12" w:space="0" w:color="000000" w:themeColor="text1"/>
             </w:tcBorders>
@@ -19884,20 +18355,6 @@
                 <w:sz w:val="16"/>
               </w:rPr>
               <w:t>1.000</w:t>
-            </w:r>
-            <w:r>
-              <w:rPr>
-                <w:color w:val="000000"/>
-                <w:sz w:val="16"/>
-              </w:rPr>
-              <w:t/>
-            </w:r>
-            <w:r>
-              <w:rPr>
-                <w:color w:val="000000"/>
-                <w:sz w:val="16"/>
-              </w:rPr>
-              <w:t/>
             </w:r>
           </w:p>
         </w:tc>
@@ -19908,7 +18365,7 @@
         </w:trPr>
         <w:tc>
           <w:tcPr>
-            <w:tcW w:w="424" w:type="dxa"/>
+            <w:tcW w:w="993" w:type="dxa"/>
             <w:shd w:val="clear" w:color="auto" w:fill="F7F8F9"/>
             <w:vAlign w:val="center"/>
           </w:tcPr>
@@ -19927,7 +18384,7 @@
         </w:tc>
         <w:tc>
           <w:tcPr>
-            <w:tcW w:w="1466" w:type="dxa"/>
+            <w:tcW w:w="1842" w:type="dxa"/>
             <w:shd w:val="clear" w:color="auto" w:fill="F7F8F9"/>
             <w:vAlign w:val="center"/>
           </w:tcPr>
@@ -19943,25 +18400,11 @@
               </w:rPr>
               <w:t>+27.640 [24.967, 30.378]</w:t>
             </w:r>
-            <w:r>
-              <w:rPr>
-                <w:color w:val="000000"/>
-                <w:sz w:val="16"/>
-              </w:rPr>
-              <w:t/>
-            </w:r>
-            <w:r>
-              <w:rPr>
-                <w:color w:val="000000"/>
-                <w:sz w:val="16"/>
-              </w:rPr>
-              <w:t/>
-            </w:r>
-          </w:p>
-        </w:tc>
-        <w:tc>
-          <w:tcPr>
-            <w:tcW w:w="1467" w:type="dxa"/>
+          </w:p>
+        </w:tc>
+        <w:tc>
+          <w:tcPr>
+            <w:tcW w:w="1134" w:type="dxa"/>
             <w:shd w:val="clear" w:color="auto" w:fill="F7F8F9"/>
             <w:vAlign w:val="center"/>
           </w:tcPr>
@@ -19977,25 +18420,11 @@
               </w:rPr>
               <w:t>492/68</w:t>
             </w:r>
-            <w:r>
-              <w:rPr>
-                <w:color w:val="000000"/>
-                <w:sz w:val="16"/>
-              </w:rPr>
-              <w:t/>
-            </w:r>
-            <w:r>
-              <w:rPr>
-                <w:color w:val="000000"/>
-                <w:sz w:val="16"/>
-              </w:rPr>
-              <w:t/>
-            </w:r>
-          </w:p>
-        </w:tc>
-        <w:tc>
-          <w:tcPr>
-            <w:tcW w:w="1467" w:type="dxa"/>
+          </w:p>
+        </w:tc>
+        <w:tc>
+          <w:tcPr>
+            <w:tcW w:w="855" w:type="dxa"/>
             <w:shd w:val="clear" w:color="auto" w:fill="F7F8F9"/>
             <w:vAlign w:val="center"/>
           </w:tcPr>
@@ -20010,20 +18439,6 @@
                 <w:sz w:val="16"/>
               </w:rPr>
               <w:t>1.77e-78</w:t>
-            </w:r>
-            <w:r>
-              <w:rPr>
-                <w:color w:val="000000"/>
-                <w:sz w:val="16"/>
-              </w:rPr>
-              <w:t/>
-            </w:r>
-            <w:r>
-              <w:rPr>
-                <w:color w:val="000000"/>
-                <w:sz w:val="16"/>
-              </w:rPr>
-              <w:t/>
             </w:r>
           </w:p>
         </w:tc>
@@ -20034,7 +18449,7 @@
         </w:trPr>
         <w:tc>
           <w:tcPr>
-            <w:tcW w:w="424" w:type="dxa"/>
+            <w:tcW w:w="993" w:type="dxa"/>
             <w:shd w:val="clear" w:color="auto" w:fill="FFFFFF"/>
             <w:vAlign w:val="center"/>
           </w:tcPr>
@@ -20053,7 +18468,7 @@
         </w:tc>
         <w:tc>
           <w:tcPr>
-            <w:tcW w:w="1466" w:type="dxa"/>
+            <w:tcW w:w="1842" w:type="dxa"/>
             <w:shd w:val="clear" w:color="auto" w:fill="FFFFFF"/>
             <w:vAlign w:val="center"/>
           </w:tcPr>
@@ -20069,25 +18484,11 @@
               </w:rPr>
               <w:t>+26.141 [23.468, 28.879]</w:t>
             </w:r>
-            <w:r>
-              <w:rPr>
-                <w:color w:val="000000"/>
-                <w:sz w:val="16"/>
-              </w:rPr>
-              <w:t/>
-            </w:r>
-            <w:r>
-              <w:rPr>
-                <w:color w:val="000000"/>
-                <w:sz w:val="16"/>
-              </w:rPr>
-              <w:t/>
-            </w:r>
-          </w:p>
-        </w:tc>
-        <w:tc>
-          <w:tcPr>
-            <w:tcW w:w="1467" w:type="dxa"/>
+          </w:p>
+        </w:tc>
+        <w:tc>
+          <w:tcPr>
+            <w:tcW w:w="1134" w:type="dxa"/>
             <w:shd w:val="clear" w:color="auto" w:fill="FFFFFF"/>
             <w:vAlign w:val="center"/>
           </w:tcPr>
@@ -20103,25 +18504,11 @@
               </w:rPr>
               <w:t>484/83</w:t>
             </w:r>
-            <w:r>
-              <w:rPr>
-                <w:color w:val="000000"/>
-                <w:sz w:val="16"/>
-              </w:rPr>
-              <w:t/>
-            </w:r>
-            <w:r>
-              <w:rPr>
-                <w:color w:val="000000"/>
-                <w:sz w:val="16"/>
-              </w:rPr>
-              <w:t/>
-            </w:r>
-          </w:p>
-        </w:tc>
-        <w:tc>
-          <w:tcPr>
-            <w:tcW w:w="1467" w:type="dxa"/>
+          </w:p>
+        </w:tc>
+        <w:tc>
+          <w:tcPr>
+            <w:tcW w:w="855" w:type="dxa"/>
             <w:shd w:val="clear" w:color="auto" w:fill="FFFFFF"/>
             <w:vAlign w:val="center"/>
           </w:tcPr>
@@ -20136,20 +18523,6 @@
                 <w:sz w:val="16"/>
               </w:rPr>
               <w:t>5.08e-68</w:t>
-            </w:r>
-            <w:r>
-              <w:rPr>
-                <w:color w:val="000000"/>
-                <w:sz w:val="16"/>
-              </w:rPr>
-              <w:t/>
-            </w:r>
-            <w:r>
-              <w:rPr>
-                <w:color w:val="000000"/>
-                <w:sz w:val="16"/>
-              </w:rPr>
-              <w:t/>
             </w:r>
           </w:p>
         </w:tc>
@@ -20160,10 +18533,7 @@
         </w:trPr>
         <w:tc>
           <w:tcPr>
-            <w:tcW w:w="424" w:type="dxa"/>
-            <w:tcBorders>
-              <w:bottom w:val="single" w:sz="12" w:space="0" w:color="000000" w:themeColor="text1"/>
-            </w:tcBorders>
+            <w:tcW w:w="993" w:type="dxa"/>
             <w:shd w:val="clear" w:color="auto" w:fill="F7F8F9"/>
             <w:vAlign w:val="center"/>
           </w:tcPr>
@@ -20182,10 +18552,7 @@
         </w:tc>
         <w:tc>
           <w:tcPr>
-            <w:tcW w:w="1466" w:type="dxa"/>
-            <w:tcBorders>
-              <w:bottom w:val="single" w:sz="12" w:space="0" w:color="000000" w:themeColor="text1"/>
-            </w:tcBorders>
+            <w:tcW w:w="1842" w:type="dxa"/>
             <w:shd w:val="clear" w:color="auto" w:fill="F7F8F9"/>
             <w:vAlign w:val="center"/>
           </w:tcPr>
@@ -20201,28 +18568,11 @@
               </w:rPr>
               <w:t>+25.033 [22.295, 27.771]</w:t>
             </w:r>
-            <w:r>
-              <w:rPr>
-                <w:color w:val="000000"/>
-                <w:sz w:val="16"/>
-              </w:rPr>
-              <w:t/>
-            </w:r>
-            <w:r>
-              <w:rPr>
-                <w:color w:val="000000"/>
-                <w:sz w:val="16"/>
-              </w:rPr>
-              <w:t/>
-            </w:r>
-          </w:p>
-        </w:tc>
-        <w:tc>
-          <w:tcPr>
-            <w:tcW w:w="1467" w:type="dxa"/>
-            <w:tcBorders>
-              <w:bottom w:val="single" w:sz="12" w:space="0" w:color="000000" w:themeColor="text1"/>
-            </w:tcBorders>
+          </w:p>
+        </w:tc>
+        <w:tc>
+          <w:tcPr>
+            <w:tcW w:w="1134" w:type="dxa"/>
             <w:shd w:val="clear" w:color="auto" w:fill="F7F8F9"/>
             <w:vAlign w:val="center"/>
           </w:tcPr>
@@ -20238,28 +18588,11 @@
               </w:rPr>
               <w:t>474/90</w:t>
             </w:r>
-            <w:r>
-              <w:rPr>
-                <w:color w:val="000000"/>
-                <w:sz w:val="16"/>
-              </w:rPr>
-              <w:t/>
-            </w:r>
-            <w:r>
-              <w:rPr>
-                <w:color w:val="000000"/>
-                <w:sz w:val="16"/>
-              </w:rPr>
-              <w:t/>
-            </w:r>
-          </w:p>
-        </w:tc>
-        <w:tc>
-          <w:tcPr>
-            <w:tcW w:w="1467" w:type="dxa"/>
-            <w:tcBorders>
-              <w:bottom w:val="single" w:sz="12" w:space="0" w:color="000000" w:themeColor="text1"/>
-            </w:tcBorders>
+          </w:p>
+        </w:tc>
+        <w:tc>
+          <w:tcPr>
+            <w:tcW w:w="855" w:type="dxa"/>
             <w:shd w:val="clear" w:color="auto" w:fill="F7F8F9"/>
             <w:vAlign w:val="center"/>
           </w:tcPr>
@@ -20274,20 +18607,6 @@
                 <w:sz w:val="16"/>
               </w:rPr>
               <w:t>3.54e-62</w:t>
-            </w:r>
-            <w:r>
-              <w:rPr>
-                <w:color w:val="000000"/>
-                <w:sz w:val="16"/>
-              </w:rPr>
-              <w:t/>
-            </w:r>
-            <w:r>
-              <w:rPr>
-                <w:color w:val="000000"/>
-                <w:sz w:val="16"/>
-              </w:rPr>
-              <w:t/>
             </w:r>
           </w:p>
         </w:tc>
@@ -20298,10 +18617,7 @@
         </w:trPr>
         <w:tc>
           <w:tcPr>
-            <w:tcW w:w="424" w:type="dxa"/>
-            <w:tcBorders>
-              <w:bottom w:val="single" w:sz="12" w:space="0" w:color="000000" w:themeColor="text1"/>
-            </w:tcBorders>
+            <w:tcW w:w="993" w:type="dxa"/>
             <w:shd w:val="clear" w:color="auto" w:fill="F7F8F9"/>
             <w:vAlign w:val="center"/>
           </w:tcPr>
@@ -20320,10 +18636,7 @@
         </w:tc>
         <w:tc>
           <w:tcPr>
-            <w:tcW w:w="1466" w:type="dxa"/>
-            <w:tcBorders>
-              <w:bottom w:val="single" w:sz="12" w:space="0" w:color="000000" w:themeColor="text1"/>
-            </w:tcBorders>
+            <w:tcW w:w="1842" w:type="dxa"/>
             <w:shd w:val="clear" w:color="auto" w:fill="F7F8F9"/>
             <w:vAlign w:val="center"/>
           </w:tcPr>
@@ -20339,28 +18652,11 @@
               </w:rPr>
               <w:t>+25.424 [22.621, 28.227]</w:t>
             </w:r>
-            <w:r>
-              <w:rPr>
-                <w:color w:val="000000"/>
-                <w:sz w:val="16"/>
-              </w:rPr>
-              <w:t/>
-            </w:r>
-            <w:r>
-              <w:rPr>
-                <w:color w:val="000000"/>
-                <w:sz w:val="16"/>
-              </w:rPr>
-              <w:t/>
-            </w:r>
-          </w:p>
-        </w:tc>
-        <w:tc>
-          <w:tcPr>
-            <w:tcW w:w="1467" w:type="dxa"/>
-            <w:tcBorders>
-              <w:bottom w:val="single" w:sz="12" w:space="0" w:color="000000" w:themeColor="text1"/>
-            </w:tcBorders>
+          </w:p>
+        </w:tc>
+        <w:tc>
+          <w:tcPr>
+            <w:tcW w:w="1134" w:type="dxa"/>
             <w:shd w:val="clear" w:color="auto" w:fill="F7F8F9"/>
             <w:vAlign w:val="center"/>
           </w:tcPr>
@@ -20376,28 +18672,11 @@
               </w:rPr>
               <w:t>485/95</w:t>
             </w:r>
-            <w:r>
-              <w:rPr>
-                <w:color w:val="000000"/>
-                <w:sz w:val="16"/>
-              </w:rPr>
-              <w:t/>
-            </w:r>
-            <w:r>
-              <w:rPr>
-                <w:color w:val="000000"/>
-                <w:sz w:val="16"/>
-              </w:rPr>
-              <w:t/>
-            </w:r>
-          </w:p>
-        </w:tc>
-        <w:tc>
-          <w:tcPr>
-            <w:tcW w:w="1467" w:type="dxa"/>
-            <w:tcBorders>
-              <w:bottom w:val="single" w:sz="12" w:space="0" w:color="000000" w:themeColor="text1"/>
-            </w:tcBorders>
+          </w:p>
+        </w:tc>
+        <w:tc>
+          <w:tcPr>
+            <w:tcW w:w="855" w:type="dxa"/>
             <w:shd w:val="clear" w:color="auto" w:fill="F7F8F9"/>
             <w:vAlign w:val="center"/>
           </w:tcPr>
@@ -20412,20 +18691,6 @@
                 <w:sz w:val="16"/>
               </w:rPr>
               <w:t>3.40e-62</w:t>
-            </w:r>
-            <w:r>
-              <w:rPr>
-                <w:color w:val="000000"/>
-                <w:sz w:val="16"/>
-              </w:rPr>
-              <w:t/>
-            </w:r>
-            <w:r>
-              <w:rPr>
-                <w:color w:val="000000"/>
-                <w:sz w:val="16"/>
-              </w:rPr>
-              <w:t/>
             </w:r>
           </w:p>
         </w:tc>
@@ -20436,10 +18701,7 @@
         </w:trPr>
         <w:tc>
           <w:tcPr>
-            <w:tcW w:w="424" w:type="dxa"/>
-            <w:tcBorders>
-              <w:bottom w:val="single" w:sz="12" w:space="0" w:color="000000" w:themeColor="text1"/>
-            </w:tcBorders>
+            <w:tcW w:w="993" w:type="dxa"/>
             <w:shd w:val="clear" w:color="auto" w:fill="F7F8F9"/>
             <w:vAlign w:val="center"/>
           </w:tcPr>
@@ -20458,10 +18720,7 @@
         </w:tc>
         <w:tc>
           <w:tcPr>
-            <w:tcW w:w="1466" w:type="dxa"/>
-            <w:tcBorders>
-              <w:bottom w:val="single" w:sz="12" w:space="0" w:color="000000" w:themeColor="text1"/>
-            </w:tcBorders>
+            <w:tcW w:w="1842" w:type="dxa"/>
             <w:shd w:val="clear" w:color="auto" w:fill="F7F8F9"/>
             <w:vAlign w:val="center"/>
           </w:tcPr>
@@ -20477,28 +18736,11 @@
               </w:rPr>
               <w:t>+25.359 [22.621, 28.096]</w:t>
             </w:r>
-            <w:r>
-              <w:rPr>
-                <w:color w:val="000000"/>
-                <w:sz w:val="16"/>
-              </w:rPr>
-              <w:t/>
-            </w:r>
-            <w:r>
-              <w:rPr>
-                <w:color w:val="000000"/>
-                <w:sz w:val="16"/>
-              </w:rPr>
-              <w:t/>
-            </w:r>
-          </w:p>
-        </w:tc>
-        <w:tc>
-          <w:tcPr>
-            <w:tcW w:w="1467" w:type="dxa"/>
-            <w:tcBorders>
-              <w:bottom w:val="single" w:sz="12" w:space="0" w:color="000000" w:themeColor="text1"/>
-            </w:tcBorders>
+          </w:p>
+        </w:tc>
+        <w:tc>
+          <w:tcPr>
+            <w:tcW w:w="1134" w:type="dxa"/>
             <w:shd w:val="clear" w:color="auto" w:fill="F7F8F9"/>
             <w:vAlign w:val="center"/>
           </w:tcPr>
@@ -20514,28 +18756,11 @@
               </w:rPr>
               <w:t>476/87</w:t>
             </w:r>
-            <w:r>
-              <w:rPr>
-                <w:color w:val="000000"/>
-                <w:sz w:val="16"/>
-              </w:rPr>
-              <w:t/>
-            </w:r>
-            <w:r>
-              <w:rPr>
-                <w:color w:val="000000"/>
-                <w:sz w:val="16"/>
-              </w:rPr>
-              <w:t/>
-            </w:r>
-          </w:p>
-        </w:tc>
-        <w:tc>
-          <w:tcPr>
-            <w:tcW w:w="1467" w:type="dxa"/>
-            <w:tcBorders>
-              <w:bottom w:val="single" w:sz="12" w:space="0" w:color="000000" w:themeColor="text1"/>
-            </w:tcBorders>
+          </w:p>
+        </w:tc>
+        <w:tc>
+          <w:tcPr>
+            <w:tcW w:w="855" w:type="dxa"/>
             <w:shd w:val="clear" w:color="auto" w:fill="F7F8F9"/>
             <w:vAlign w:val="center"/>
           </w:tcPr>
@@ -20550,20 +18775,6 @@
                 <w:sz w:val="16"/>
               </w:rPr>
               <w:t>4.08e-64</w:t>
-            </w:r>
-            <w:r>
-              <w:rPr>
-                <w:color w:val="000000"/>
-                <w:sz w:val="16"/>
-              </w:rPr>
-              <w:t/>
-            </w:r>
-            <w:r>
-              <w:rPr>
-                <w:color w:val="000000"/>
-                <w:sz w:val="16"/>
-              </w:rPr>
-              <w:t/>
             </w:r>
           </w:p>
         </w:tc>
@@ -20574,10 +18785,7 @@
         </w:trPr>
         <w:tc>
           <w:tcPr>
-            <w:tcW w:w="424" w:type="dxa"/>
-            <w:tcBorders>
-              <w:bottom w:val="single" w:sz="12" w:space="0" w:color="000000" w:themeColor="text1"/>
-            </w:tcBorders>
+            <w:tcW w:w="993" w:type="dxa"/>
             <w:shd w:val="clear" w:color="auto" w:fill="F7F8F9"/>
             <w:vAlign w:val="center"/>
           </w:tcPr>
@@ -20596,10 +18804,7 @@
         </w:tc>
         <w:tc>
           <w:tcPr>
-            <w:tcW w:w="1466" w:type="dxa"/>
-            <w:tcBorders>
-              <w:bottom w:val="single" w:sz="12" w:space="0" w:color="000000" w:themeColor="text1"/>
-            </w:tcBorders>
+            <w:tcW w:w="1842" w:type="dxa"/>
             <w:shd w:val="clear" w:color="auto" w:fill="F7F8F9"/>
             <w:vAlign w:val="center"/>
           </w:tcPr>
@@ -20615,28 +18820,11 @@
               </w:rPr>
               <w:t>+39.309 [36.506, 41.982]</w:t>
             </w:r>
-            <w:r>
-              <w:rPr>
-                <w:color w:val="000000"/>
-                <w:sz w:val="16"/>
-              </w:rPr>
-              <w:t/>
-            </w:r>
-            <w:r>
-              <w:rPr>
-                <w:color w:val="000000"/>
-                <w:sz w:val="16"/>
-              </w:rPr>
-              <w:t/>
-            </w:r>
-          </w:p>
-        </w:tc>
-        <w:tc>
-          <w:tcPr>
-            <w:tcW w:w="1467" w:type="dxa"/>
-            <w:tcBorders>
-              <w:bottom w:val="single" w:sz="12" w:space="0" w:color="000000" w:themeColor="text1"/>
-            </w:tcBorders>
+          </w:p>
+        </w:tc>
+        <w:tc>
+          <w:tcPr>
+            <w:tcW w:w="1134" w:type="dxa"/>
             <w:shd w:val="clear" w:color="auto" w:fill="F7F8F9"/>
             <w:vAlign w:val="center"/>
           </w:tcPr>
@@ -20652,28 +18840,11 @@
               </w:rPr>
               <w:t>655/52</w:t>
             </w:r>
-            <w:r>
-              <w:rPr>
-                <w:color w:val="000000"/>
-                <w:sz w:val="16"/>
-              </w:rPr>
-              <w:t/>
-            </w:r>
-            <w:r>
-              <w:rPr>
-                <w:color w:val="000000"/>
-                <w:sz w:val="16"/>
-              </w:rPr>
-              <w:t/>
-            </w:r>
-          </w:p>
-        </w:tc>
-        <w:tc>
-          <w:tcPr>
-            <w:tcW w:w="1467" w:type="dxa"/>
-            <w:tcBorders>
-              <w:bottom w:val="single" w:sz="12" w:space="0" w:color="000000" w:themeColor="text1"/>
-            </w:tcBorders>
+          </w:p>
+        </w:tc>
+        <w:tc>
+          <w:tcPr>
+            <w:tcW w:w="855" w:type="dxa"/>
             <w:shd w:val="clear" w:color="auto" w:fill="F7F8F9"/>
             <w:vAlign w:val="center"/>
           </w:tcPr>
@@ -20688,20 +18859,6 @@
                 <w:sz w:val="16"/>
               </w:rPr>
               <w:t>6.22e-132</w:t>
-            </w:r>
-            <w:r>
-              <w:rPr>
-                <w:color w:val="000000"/>
-                <w:sz w:val="16"/>
-              </w:rPr>
-              <w:t/>
-            </w:r>
-            <w:r>
-              <w:rPr>
-                <w:color w:val="000000"/>
-                <w:sz w:val="16"/>
-              </w:rPr>
-              <w:t/>
             </w:r>
           </w:p>
         </w:tc>
@@ -20712,9 +18869,9 @@
         </w:trPr>
         <w:tc>
           <w:tcPr>
-            <w:tcW w:w="424" w:type="dxa"/>
+            <w:tcW w:w="993" w:type="dxa"/>
             <w:tcBorders>
-              <w:bottom w:val="single" w:sz="12" w:space="0" w:color="000000" w:themeColor="text1"/>
+              <w:bottom w:val="single" w:sz="12" w:space="0" w:color="auto"/>
             </w:tcBorders>
             <w:shd w:val="clear" w:color="auto" w:fill="F7F8F9"/>
             <w:vAlign w:val="center"/>
@@ -20734,9 +18891,9 @@
         </w:tc>
         <w:tc>
           <w:tcPr>
-            <w:tcW w:w="1466" w:type="dxa"/>
+            <w:tcW w:w="1842" w:type="dxa"/>
             <w:tcBorders>
-              <w:bottom w:val="single" w:sz="12" w:space="0" w:color="000000" w:themeColor="text1"/>
+              <w:bottom w:val="single" w:sz="12" w:space="0" w:color="auto"/>
             </w:tcBorders>
             <w:shd w:val="clear" w:color="auto" w:fill="F7F8F9"/>
             <w:vAlign w:val="center"/>
@@ -20753,27 +18910,13 @@
               </w:rPr>
               <w:t>+33.638 [30.769, 36.441]</w:t>
             </w:r>
-            <w:r>
-              <w:rPr>
-                <w:color w:val="000000"/>
-                <w:sz w:val="16"/>
-              </w:rPr>
-              <w:t/>
-            </w:r>
-            <w:r>
-              <w:rPr>
-                <w:color w:val="000000"/>
-                <w:sz w:val="16"/>
-              </w:rPr>
-              <w:t/>
-            </w:r>
-          </w:p>
-        </w:tc>
-        <w:tc>
-          <w:tcPr>
-            <w:tcW w:w="1467" w:type="dxa"/>
+          </w:p>
+        </w:tc>
+        <w:tc>
+          <w:tcPr>
+            <w:tcW w:w="1134" w:type="dxa"/>
             <w:tcBorders>
-              <w:bottom w:val="single" w:sz="12" w:space="0" w:color="000000" w:themeColor="text1"/>
+              <w:bottom w:val="single" w:sz="12" w:space="0" w:color="auto"/>
             </w:tcBorders>
             <w:shd w:val="clear" w:color="auto" w:fill="F7F8F9"/>
             <w:vAlign w:val="center"/>
@@ -20790,27 +18933,13 @@
               </w:rPr>
               <w:t>595/79</w:t>
             </w:r>
-            <w:r>
-              <w:rPr>
-                <w:color w:val="000000"/>
-                <w:sz w:val="16"/>
-              </w:rPr>
-              <w:t/>
-            </w:r>
-            <w:r>
-              <w:rPr>
-                <w:color w:val="000000"/>
-                <w:sz w:val="16"/>
-              </w:rPr>
-              <w:t/>
-            </w:r>
-          </w:p>
-        </w:tc>
-        <w:tc>
-          <w:tcPr>
-            <w:tcW w:w="1467" w:type="dxa"/>
+          </w:p>
+        </w:tc>
+        <w:tc>
+          <w:tcPr>
+            <w:tcW w:w="855" w:type="dxa"/>
             <w:tcBorders>
-              <w:bottom w:val="single" w:sz="12" w:space="0" w:color="000000" w:themeColor="text1"/>
+              <w:bottom w:val="single" w:sz="12" w:space="0" w:color="auto"/>
             </w:tcBorders>
             <w:shd w:val="clear" w:color="auto" w:fill="F7F8F9"/>
             <w:vAlign w:val="center"/>
@@ -20826,20 +18955,6 @@
                 <w:sz w:val="16"/>
               </w:rPr>
               <w:t>5.66e-97</w:t>
-            </w:r>
-            <w:r>
-              <w:rPr>
-                <w:color w:val="000000"/>
-                <w:sz w:val="16"/>
-              </w:rPr>
-              <w:t/>
-            </w:r>
-            <w:r>
-              <w:rPr>
-                <w:color w:val="000000"/>
-                <w:sz w:val="16"/>
-              </w:rPr>
-              <w:t/>
             </w:r>
           </w:p>
         </w:tc>
@@ -20852,14 +18967,6 @@
       </w:pPr>
       <w:r>
         <w:t>N1 N=1,534. pp: percentage points. Ties equal N minus the two win counts. Holm adjustment covers the 72 primary comparisons of the N1 and G1 families; the p values test patient-win balance with an exact two-sided sign test, so a small p can favour the comparator despite a positive mean difference. Bootstrap intervals estimate mean differences and are marginal and unadjusted.</w:t>
-      </w:r>
-      <w:proofErr w:type="spellStart"/>
-      <w:r>
-        <w:t/>
-      </w:r>
-      <w:proofErr w:type="spellEnd"/>
-      <w:r>
-        <w:t xml:space="preserve"/>
       </w:r>
     </w:p>
     <w:sectPr>
@@ -22844,6 +20951,7 @@
   <w:style w:type="character" w:default="1" w:styleId="a0">
     <w:name w:val="Default Paragraph Font"/>
     <w:uiPriority w:val="1"/>
+    <w:semiHidden/>
     <w:unhideWhenUsed/>
   </w:style>
   <w:style w:type="table" w:default="1" w:styleId="a1">
@@ -23783,6 +21891,16 @@
       <w:shd w:val="clear" w:color="auto" w:fill="E1DFDD"/>
     </w:rPr>
   </w:style>
+  <w:style w:type="character" w:styleId="afc">
+    <w:name w:val="Placeholder Text"/>
+    <w:basedOn w:val="a0"/>
+    <w:uiPriority w:val="99"/>
+    <w:semiHidden/>
+    <w:rsid w:val="00014D43"/>
+    <w:rPr>
+      <w:color w:val="666666"/>
+    </w:rPr>
+  </w:style>
 </w:styles>
 </file>
 
